--- a/Введение в ИТ/1_Лабораторные_работы/Ответы 14 картинки.docx
+++ b/Введение в ИТ/1_Лабораторные_работы/Ответы 14 картинки.docx
@@ -90,23 +90,187 @@
           <w:b/>
           <w:bCs/>
         </w:rPr>
-      </w:r>
-    </w:p>
-    <w:p>
-      <w:pPr>
-        <w:pStyle w:val="Normal"/>
-        <w:bidi w:val="0"/>
-        <w:jc w:val="center"/>
-        <w:rPr>
-          <w:b/>
-          <w:bCs/>
-        </w:rPr>
-      </w:pPr>
-      <w:r>
-        <w:rPr>
-          <w:b/>
-          <w:bCs/>
-        </w:rPr>
+        <w:t>10 Вольт</w:t>
+      </w:r>
+    </w:p>
+    <w:p>
+      <w:pPr>
+        <w:pStyle w:val="Normal"/>
+        <w:bidi w:val="0"/>
+        <w:jc w:val="start"/>
+        <w:rPr>
+          <w:b/>
+          <w:bCs/>
+        </w:rPr>
+      </w:pPr>
+      <w:r>
+        <w:rPr>
+          <w:b/>
+          <w:bCs/>
+        </w:rPr>
+      </w:r>
+    </w:p>
+    <w:p>
+      <w:pPr>
+        <w:pStyle w:val="Normal"/>
+        <w:bidi w:val="0"/>
+        <w:jc w:val="start"/>
+        <w:rPr>
+          <w:b/>
+          <w:bCs/>
+        </w:rPr>
+      </w:pPr>
+      <w:r>
+        <w:rPr>
+          <w:b/>
+          <w:bCs/>
+        </w:rPr>
+        <w:drawing>
+          <wp:inline distT="0" distB="0" distL="0" distR="0">
+            <wp:extent cx="5868035" cy="1447800"/>
+            <wp:effectExtent l="0" t="0" r="0" b="0"/>
+            <wp:docPr id="2" name="Изображение8"/>
+            <wp:cNvGraphicFramePr>
+              <a:graphicFrameLocks xmlns:a="http://schemas.openxmlformats.org/drawingml/2006/main" noChangeAspect="1"/>
+            </wp:cNvGraphicFramePr>
+            <a:graphic xmlns:a="http://schemas.openxmlformats.org/drawingml/2006/main">
+              <a:graphicData uri="http://schemas.openxmlformats.org/drawingml/2006/picture">
+                <pic:pic xmlns:pic="http://schemas.openxmlformats.org/drawingml/2006/picture">
+                  <pic:nvPicPr>
+                    <pic:cNvPr id="2" name="Изображение8"/>
+                    <pic:cNvPicPr>
+                      <a:picLocks noChangeAspect="1" noChangeArrowheads="1"/>
+                    </pic:cNvPicPr>
+                  </pic:nvPicPr>
+                  <pic:blipFill>
+                    <a:blip r:embed="rId3"/>
+                    <a:stretch>
+                      <a:fillRect/>
+                    </a:stretch>
+                  </pic:blipFill>
+                  <pic:spPr bwMode="auto">
+                    <a:xfrm>
+                      <a:off x="0" y="0"/>
+                      <a:ext cx="5868035" cy="1447800"/>
+                    </a:xfrm>
+                    <a:prstGeom prst="rect">
+                      <a:avLst/>
+                    </a:prstGeom>
+                    <a:noFill/>
+                  </pic:spPr>
+                </pic:pic>
+              </a:graphicData>
+            </a:graphic>
+          </wp:inline>
+        </w:drawing>
+      </w:r>
+    </w:p>
+    <w:p>
+      <w:pPr>
+        <w:pStyle w:val="Normal"/>
+        <w:bidi w:val="0"/>
+        <w:jc w:val="start"/>
+        <w:rPr>
+          <w:b/>
+          <w:bCs/>
+        </w:rPr>
+      </w:pPr>
+      <w:r>
+        <w:rPr>
+          <w:b/>
+          <w:bCs/>
+        </w:rPr>
+        <w:t>10 Вольт</w:t>
+      </w:r>
+    </w:p>
+    <w:p>
+      <w:pPr>
+        <w:pStyle w:val="Normal"/>
+        <w:bidi w:val="0"/>
+        <w:jc w:val="start"/>
+        <w:rPr>
+          <w:b/>
+          <w:bCs/>
+        </w:rPr>
+      </w:pPr>
+      <w:r>
+        <w:rPr>
+          <w:b/>
+          <w:bCs/>
+        </w:rPr>
+      </w:r>
+    </w:p>
+    <w:p>
+      <w:pPr>
+        <w:pStyle w:val="Normal"/>
+        <w:bidi w:val="0"/>
+        <w:jc w:val="start"/>
+        <w:rPr>
+          <w:b/>
+          <w:bCs/>
+        </w:rPr>
+      </w:pPr>
+      <w:r>
+        <w:rPr>
+          <w:b/>
+          <w:bCs/>
+        </w:rPr>
+        <w:drawing>
+          <wp:inline distT="0" distB="0" distL="0" distR="0">
+            <wp:extent cx="5925185" cy="1409700"/>
+            <wp:effectExtent l="0" t="0" r="0" b="0"/>
+            <wp:docPr id="3" name="Изображение16"/>
+            <wp:cNvGraphicFramePr>
+              <a:graphicFrameLocks xmlns:a="http://schemas.openxmlformats.org/drawingml/2006/main" noChangeAspect="1"/>
+            </wp:cNvGraphicFramePr>
+            <a:graphic xmlns:a="http://schemas.openxmlformats.org/drawingml/2006/main">
+              <a:graphicData uri="http://schemas.openxmlformats.org/drawingml/2006/picture">
+                <pic:pic xmlns:pic="http://schemas.openxmlformats.org/drawingml/2006/picture">
+                  <pic:nvPicPr>
+                    <pic:cNvPr id="3" name="Изображение16"/>
+                    <pic:cNvPicPr>
+                      <a:picLocks noChangeAspect="1" noChangeArrowheads="1"/>
+                    </pic:cNvPicPr>
+                  </pic:nvPicPr>
+                  <pic:blipFill>
+                    <a:blip r:embed="rId4"/>
+                    <a:stretch>
+                      <a:fillRect/>
+                    </a:stretch>
+                  </pic:blipFill>
+                  <pic:spPr bwMode="auto">
+                    <a:xfrm>
+                      <a:off x="0" y="0"/>
+                      <a:ext cx="5925185" cy="1409700"/>
+                    </a:xfrm>
+                    <a:prstGeom prst="rect">
+                      <a:avLst/>
+                    </a:prstGeom>
+                    <a:noFill/>
+                  </pic:spPr>
+                </pic:pic>
+              </a:graphicData>
+            </a:graphic>
+          </wp:inline>
+        </w:drawing>
+      </w:r>
+    </w:p>
+    <w:p>
+      <w:pPr>
+        <w:pStyle w:val="Normal"/>
+        <w:bidi w:val="0"/>
+        <w:jc w:val="start"/>
+        <w:rPr>
+          <w:b/>
+          <w:bCs/>
+        </w:rPr>
+      </w:pPr>
+      <w:r>
+        <w:rPr>
+          <w:b/>
+          <w:bCs/>
+        </w:rPr>
+        <w:t>60 Вольт</w:t>
       </w:r>
       <w:r>
         <w:br w:type="page"/>
@@ -147,31 +311,32 @@
         </w:rPr>
         <w:drawing>
           <wp:inline distT="0" distB="0" distL="0" distR="0">
-            <wp:extent cx="5839460" cy="4553585"/>
-            <wp:effectExtent l="0" t="0" r="0" b="0"/>
-            <wp:docPr id="2" name="Изображение2"/>
-            <wp:cNvGraphicFramePr>
-              <a:graphicFrameLocks xmlns:a="http://schemas.openxmlformats.org/drawingml/2006/main" noChangeAspect="1"/>
-            </wp:cNvGraphicFramePr>
-            <a:graphic xmlns:a="http://schemas.openxmlformats.org/drawingml/2006/main">
-              <a:graphicData uri="http://schemas.openxmlformats.org/drawingml/2006/picture">
-                <pic:pic xmlns:pic="http://schemas.openxmlformats.org/drawingml/2006/picture">
-                  <pic:nvPicPr>
-                    <pic:cNvPr id="2" name="Изображение2"/>
-                    <pic:cNvPicPr>
-                      <a:picLocks noChangeAspect="1" noChangeArrowheads="1"/>
-                    </pic:cNvPicPr>
-                  </pic:nvPicPr>
-                  <pic:blipFill>
-                    <a:blip r:embed="rId3"/>
-                    <a:stretch>
-                      <a:fillRect/>
-                    </a:stretch>
-                  </pic:blipFill>
-                  <pic:spPr bwMode="auto">
-                    <a:xfrm>
-                      <a:off x="0" y="0"/>
-                      <a:ext cx="5839460" cy="4553585"/>
+            <wp:extent cx="5839460" cy="4302760"/>
+            <wp:effectExtent l="0" t="0" r="0" b="0"/>
+            <wp:docPr id="4" name="Изображение2"/>
+            <wp:cNvGraphicFramePr>
+              <a:graphicFrameLocks xmlns:a="http://schemas.openxmlformats.org/drawingml/2006/main" noChangeAspect="1"/>
+            </wp:cNvGraphicFramePr>
+            <a:graphic xmlns:a="http://schemas.openxmlformats.org/drawingml/2006/main">
+              <a:graphicData uri="http://schemas.openxmlformats.org/drawingml/2006/picture">
+                <pic:pic xmlns:pic="http://schemas.openxmlformats.org/drawingml/2006/picture">
+                  <pic:nvPicPr>
+                    <pic:cNvPr id="4" name="Изображение2"/>
+                    <pic:cNvPicPr>
+                      <a:picLocks noChangeAspect="1" noChangeArrowheads="1"/>
+                    </pic:cNvPicPr>
+                  </pic:nvPicPr>
+                  <pic:blipFill>
+                    <a:blip r:embed="rId5"/>
+                    <a:srcRect l="0" t="0" r="0" b="5511"/>
+                    <a:stretch>
+                      <a:fillRect/>
+                    </a:stretch>
+                  </pic:blipFill>
+                  <pic:spPr bwMode="auto">
+                    <a:xfrm>
+                      <a:off x="0" y="0"/>
+                      <a:ext cx="5839460" cy="4302760"/>
                     </a:xfrm>
                     <a:prstGeom prst="rect">
                       <a:avLst/>
@@ -200,6 +365,307 @@
           <w:b/>
           <w:bCs/>
         </w:rPr>
+        <w:drawing>
+          <wp:inline distT="0" distB="0" distL="0" distR="0">
+            <wp:extent cx="3190875" cy="981075"/>
+            <wp:effectExtent l="0" t="0" r="0" b="0"/>
+            <wp:docPr id="5" name="Изображение21"/>
+            <wp:cNvGraphicFramePr>
+              <a:graphicFrameLocks xmlns:a="http://schemas.openxmlformats.org/drawingml/2006/main" noChangeAspect="1"/>
+            </wp:cNvGraphicFramePr>
+            <a:graphic xmlns:a="http://schemas.openxmlformats.org/drawingml/2006/main">
+              <a:graphicData uri="http://schemas.openxmlformats.org/drawingml/2006/picture">
+                <pic:pic xmlns:pic="http://schemas.openxmlformats.org/drawingml/2006/picture">
+                  <pic:nvPicPr>
+                    <pic:cNvPr id="5" name="Изображение21"/>
+                    <pic:cNvPicPr>
+                      <a:picLocks noChangeAspect="1" noChangeArrowheads="1"/>
+                    </pic:cNvPicPr>
+                  </pic:nvPicPr>
+                  <pic:blipFill>
+                    <a:blip r:embed="rId6"/>
+                    <a:stretch>
+                      <a:fillRect/>
+                    </a:stretch>
+                  </pic:blipFill>
+                  <pic:spPr bwMode="auto">
+                    <a:xfrm>
+                      <a:off x="0" y="0"/>
+                      <a:ext cx="3190875" cy="981075"/>
+                    </a:xfrm>
+                    <a:prstGeom prst="rect">
+                      <a:avLst/>
+                    </a:prstGeom>
+                    <a:noFill/>
+                  </pic:spPr>
+                </pic:pic>
+              </a:graphicData>
+            </a:graphic>
+          </wp:inline>
+        </w:drawing>
+      </w:r>
+    </w:p>
+    <w:p>
+      <w:pPr>
+        <w:pStyle w:val="Normal"/>
+        <w:bidi w:val="0"/>
+        <w:jc w:val="center"/>
+        <w:rPr>
+          <w:b/>
+          <w:bCs/>
+        </w:rPr>
+      </w:pPr>
+      <w:r>
+        <w:rPr>
+          <w:b/>
+          <w:bCs/>
+        </w:rPr>
+      </w:r>
+    </w:p>
+    <w:p>
+      <w:pPr>
+        <w:pStyle w:val="Normal"/>
+        <w:bidi w:val="0"/>
+        <w:jc w:val="center"/>
+        <w:rPr>
+          <w:b/>
+          <w:bCs/>
+        </w:rPr>
+      </w:pPr>
+      <w:r>
+        <w:rPr>
+          <w:b/>
+          <w:bCs/>
+        </w:rPr>
+        <w:drawing>
+          <wp:inline distT="0" distB="0" distL="0" distR="0">
+            <wp:extent cx="5896610" cy="4170680"/>
+            <wp:effectExtent l="0" t="0" r="0" b="0"/>
+            <wp:docPr id="6" name="Изображение12"/>
+            <wp:cNvGraphicFramePr>
+              <a:graphicFrameLocks xmlns:a="http://schemas.openxmlformats.org/drawingml/2006/main" noChangeAspect="1"/>
+            </wp:cNvGraphicFramePr>
+            <a:graphic xmlns:a="http://schemas.openxmlformats.org/drawingml/2006/main">
+              <a:graphicData uri="http://schemas.openxmlformats.org/drawingml/2006/picture">
+                <pic:pic xmlns:pic="http://schemas.openxmlformats.org/drawingml/2006/picture">
+                  <pic:nvPicPr>
+                    <pic:cNvPr id="6" name="Изображение12"/>
+                    <pic:cNvPicPr>
+                      <a:picLocks noChangeAspect="1" noChangeArrowheads="1"/>
+                    </pic:cNvPicPr>
+                  </pic:nvPicPr>
+                  <pic:blipFill>
+                    <a:blip r:embed="rId7"/>
+                    <a:srcRect l="0" t="0" r="0" b="9166"/>
+                    <a:stretch>
+                      <a:fillRect/>
+                    </a:stretch>
+                  </pic:blipFill>
+                  <pic:spPr bwMode="auto">
+                    <a:xfrm>
+                      <a:off x="0" y="0"/>
+                      <a:ext cx="5896610" cy="4170680"/>
+                    </a:xfrm>
+                    <a:prstGeom prst="rect">
+                      <a:avLst/>
+                    </a:prstGeom>
+                    <a:noFill/>
+                  </pic:spPr>
+                </pic:pic>
+              </a:graphicData>
+            </a:graphic>
+          </wp:inline>
+        </w:drawing>
+      </w:r>
+    </w:p>
+    <w:p>
+      <w:pPr>
+        <w:pStyle w:val="Normal"/>
+        <w:bidi w:val="0"/>
+        <w:jc w:val="center"/>
+        <w:rPr>
+          <w:b/>
+          <w:bCs/>
+        </w:rPr>
+      </w:pPr>
+      <w:r>
+        <w:rPr>
+          <w:b/>
+          <w:bCs/>
+        </w:rPr>
+        <w:drawing>
+          <wp:inline distT="0" distB="0" distL="0" distR="0">
+            <wp:extent cx="3267075" cy="571500"/>
+            <wp:effectExtent l="0" t="0" r="0" b="0"/>
+            <wp:docPr id="7" name="Изображение24"/>
+            <wp:cNvGraphicFramePr>
+              <a:graphicFrameLocks xmlns:a="http://schemas.openxmlformats.org/drawingml/2006/main" noChangeAspect="1"/>
+            </wp:cNvGraphicFramePr>
+            <a:graphic xmlns:a="http://schemas.openxmlformats.org/drawingml/2006/main">
+              <a:graphicData uri="http://schemas.openxmlformats.org/drawingml/2006/picture">
+                <pic:pic xmlns:pic="http://schemas.openxmlformats.org/drawingml/2006/picture">
+                  <pic:nvPicPr>
+                    <pic:cNvPr id="7" name="Изображение24"/>
+                    <pic:cNvPicPr>
+                      <a:picLocks noChangeAspect="1" noChangeArrowheads="1"/>
+                    </pic:cNvPicPr>
+                  </pic:nvPicPr>
+                  <pic:blipFill>
+                    <a:blip r:embed="rId8"/>
+                    <a:stretch>
+                      <a:fillRect/>
+                    </a:stretch>
+                  </pic:blipFill>
+                  <pic:spPr bwMode="auto">
+                    <a:xfrm>
+                      <a:off x="0" y="0"/>
+                      <a:ext cx="3267075" cy="571500"/>
+                    </a:xfrm>
+                    <a:prstGeom prst="rect">
+                      <a:avLst/>
+                    </a:prstGeom>
+                    <a:noFill/>
+                  </pic:spPr>
+                </pic:pic>
+              </a:graphicData>
+            </a:graphic>
+          </wp:inline>
+        </w:drawing>
+      </w:r>
+    </w:p>
+    <w:p>
+      <w:pPr>
+        <w:pStyle w:val="Normal"/>
+        <w:bidi w:val="0"/>
+        <w:jc w:val="center"/>
+        <w:rPr>
+          <w:b/>
+          <w:bCs/>
+        </w:rPr>
+      </w:pPr>
+      <w:r>
+        <w:rPr>
+          <w:b/>
+          <w:bCs/>
+        </w:rPr>
+      </w:r>
+    </w:p>
+    <w:p>
+      <w:pPr>
+        <w:pStyle w:val="Normal"/>
+        <w:bidi w:val="0"/>
+        <w:jc w:val="center"/>
+        <w:rPr>
+          <w:b/>
+          <w:bCs/>
+        </w:rPr>
+      </w:pPr>
+      <w:r>
+        <w:rPr>
+          <w:b/>
+          <w:bCs/>
+        </w:rPr>
+        <w:drawing>
+          <wp:inline distT="0" distB="0" distL="0" distR="0">
+            <wp:extent cx="5877560" cy="4124960"/>
+            <wp:effectExtent l="0" t="0" r="0" b="0"/>
+            <wp:docPr id="8" name="Изображение26"/>
+            <wp:cNvGraphicFramePr>
+              <a:graphicFrameLocks xmlns:a="http://schemas.openxmlformats.org/drawingml/2006/main" noChangeAspect="1"/>
+            </wp:cNvGraphicFramePr>
+            <a:graphic xmlns:a="http://schemas.openxmlformats.org/drawingml/2006/main">
+              <a:graphicData uri="http://schemas.openxmlformats.org/drawingml/2006/picture">
+                <pic:pic xmlns:pic="http://schemas.openxmlformats.org/drawingml/2006/picture">
+                  <pic:nvPicPr>
+                    <pic:cNvPr id="8" name="Изображение26"/>
+                    <pic:cNvPicPr>
+                      <a:picLocks noChangeAspect="1" noChangeArrowheads="1"/>
+                    </pic:cNvPicPr>
+                  </pic:nvPicPr>
+                  <pic:blipFill>
+                    <a:blip r:embed="rId9"/>
+                    <a:stretch>
+                      <a:fillRect/>
+                    </a:stretch>
+                  </pic:blipFill>
+                  <pic:spPr bwMode="auto">
+                    <a:xfrm>
+                      <a:off x="0" y="0"/>
+                      <a:ext cx="5877560" cy="4124960"/>
+                    </a:xfrm>
+                    <a:prstGeom prst="rect">
+                      <a:avLst/>
+                    </a:prstGeom>
+                    <a:noFill/>
+                  </pic:spPr>
+                </pic:pic>
+              </a:graphicData>
+            </a:graphic>
+          </wp:inline>
+        </w:drawing>
+      </w:r>
+    </w:p>
+    <w:p>
+      <w:pPr>
+        <w:pStyle w:val="Normal"/>
+        <w:bidi w:val="0"/>
+        <w:jc w:val="center"/>
+        <w:rPr>
+          <w:b/>
+          <w:bCs/>
+        </w:rPr>
+      </w:pPr>
+      <w:r>
+        <w:rPr>
+          <w:b/>
+          <w:bCs/>
+        </w:rPr>
+        <w:drawing>
+          <wp:anchor behindDoc="0" distT="0" distB="0" distL="0" distR="0" simplePos="0" locked="0" layoutInCell="0" allowOverlap="1" relativeHeight="26">
+            <wp:simplePos x="0" y="0"/>
+            <wp:positionH relativeFrom="column">
+              <wp:align>center</wp:align>
+            </wp:positionH>
+            <wp:positionV relativeFrom="paragraph">
+              <wp:posOffset>635</wp:posOffset>
+            </wp:positionV>
+            <wp:extent cx="2933700" cy="428625"/>
+            <wp:effectExtent l="0" t="0" r="0" b="0"/>
+            <wp:wrapSquare wrapText="largest"/>
+            <wp:docPr id="9" name="Изображение27"/>
+            <wp:cNvGraphicFramePr>
+              <a:graphicFrameLocks xmlns:a="http://schemas.openxmlformats.org/drawingml/2006/main" noChangeAspect="1"/>
+            </wp:cNvGraphicFramePr>
+            <a:graphic xmlns:a="http://schemas.openxmlformats.org/drawingml/2006/main">
+              <a:graphicData uri="http://schemas.openxmlformats.org/drawingml/2006/picture">
+                <pic:pic xmlns:pic="http://schemas.openxmlformats.org/drawingml/2006/picture">
+                  <pic:nvPicPr>
+                    <pic:cNvPr id="9" name="Изображение27"/>
+                    <pic:cNvPicPr>
+                      <a:picLocks noChangeAspect="1" noChangeArrowheads="1"/>
+                    </pic:cNvPicPr>
+                  </pic:nvPicPr>
+                  <pic:blipFill>
+                    <a:blip r:embed="rId10"/>
+                    <a:stretch>
+                      <a:fillRect/>
+                    </a:stretch>
+                  </pic:blipFill>
+                  <pic:spPr bwMode="auto">
+                    <a:xfrm>
+                      <a:off x="0" y="0"/>
+                      <a:ext cx="2933700" cy="428625"/>
+                    </a:xfrm>
+                    <a:prstGeom prst="rect">
+                      <a:avLst/>
+                    </a:prstGeom>
+                    <a:noFill/>
+                  </pic:spPr>
+                </pic:pic>
+              </a:graphicData>
+            </a:graphic>
+          </wp:anchor>
+        </w:drawing>
       </w:r>
       <w:r>
         <w:br w:type="page"/>
@@ -213,14 +679,16 @@
         <w:rPr>
           <w:b/>
           <w:bCs/>
-        </w:rPr>
-      </w:pPr>
-      <w:r>
-        <w:rPr>
-          <w:b/>
-          <w:bCs/>
-        </w:rPr>
-        <w:t>Какая схема будет вносить линейные искажения</w:t>
+          <w:color w:val="FF0000"/>
+        </w:rPr>
+      </w:pPr>
+      <w:r>
+        <w:rPr>
+          <w:b/>
+          <w:bCs/>
+          <w:color w:val="FF0000"/>
+        </w:rPr>
+        <w:t>СХЕМЫ, ПЕРЕХОДНЫЕ ХАРАКТЕРИСТИКИ, АЧХ</w:t>
       </w:r>
     </w:p>
     <w:p>
@@ -242,21 +710,21 @@
           <wp:inline distT="0" distB="0" distL="0" distR="0">
             <wp:extent cx="5757545" cy="4093210"/>
             <wp:effectExtent l="0" t="0" r="0" b="0"/>
-            <wp:docPr id="3" name="Изображение3"/>
-            <wp:cNvGraphicFramePr>
-              <a:graphicFrameLocks xmlns:a="http://schemas.openxmlformats.org/drawingml/2006/main" noChangeAspect="1"/>
-            </wp:cNvGraphicFramePr>
-            <a:graphic xmlns:a="http://schemas.openxmlformats.org/drawingml/2006/main">
-              <a:graphicData uri="http://schemas.openxmlformats.org/drawingml/2006/picture">
-                <pic:pic xmlns:pic="http://schemas.openxmlformats.org/drawingml/2006/picture">
-                  <pic:nvPicPr>
-                    <pic:cNvPr id="3" name="Изображение3"/>
-                    <pic:cNvPicPr>
-                      <a:picLocks noChangeAspect="1" noChangeArrowheads="1"/>
-                    </pic:cNvPicPr>
-                  </pic:nvPicPr>
-                  <pic:blipFill>
-                    <a:blip r:embed="rId4"/>
+            <wp:docPr id="10" name="Изображение3"/>
+            <wp:cNvGraphicFramePr>
+              <a:graphicFrameLocks xmlns:a="http://schemas.openxmlformats.org/drawingml/2006/main" noChangeAspect="1"/>
+            </wp:cNvGraphicFramePr>
+            <a:graphic xmlns:a="http://schemas.openxmlformats.org/drawingml/2006/main">
+              <a:graphicData uri="http://schemas.openxmlformats.org/drawingml/2006/picture">
+                <pic:pic xmlns:pic="http://schemas.openxmlformats.org/drawingml/2006/picture">
+                  <pic:nvPicPr>
+                    <pic:cNvPr id="10" name="Изображение3"/>
+                    <pic:cNvPicPr>
+                      <a:picLocks noChangeAspect="1" noChangeArrowheads="1"/>
+                    </pic:cNvPicPr>
+                  </pic:nvPicPr>
+                  <pic:blipFill>
+                    <a:blip r:embed="rId11"/>
                     <a:srcRect l="0" t="0" r="7906" b="9539"/>
                     <a:stretch>
                       <a:fillRect/>
@@ -294,24 +762,327 @@
           <w:b/>
           <w:bCs/>
         </w:rPr>
-        <w:t>4</w:t>
-      </w:r>
-    </w:p>
-    <w:p>
-      <w:pPr>
-        <w:pStyle w:val="Normal"/>
-        <w:bidi w:val="0"/>
-        <w:jc w:val="center"/>
-        <w:rPr>
-          <w:b/>
-          <w:bCs/>
-        </w:rPr>
-      </w:pPr>
-      <w:r>
-        <w:rPr>
-          <w:b/>
-          <w:bCs/>
-        </w:rPr>
+        <w:drawing>
+          <wp:inline distT="0" distB="0" distL="0" distR="0">
+            <wp:extent cx="2552700" cy="1581150"/>
+            <wp:effectExtent l="0" t="0" r="0" b="0"/>
+            <wp:docPr id="11" name="Изображение11"/>
+            <wp:cNvGraphicFramePr>
+              <a:graphicFrameLocks xmlns:a="http://schemas.openxmlformats.org/drawingml/2006/main" noChangeAspect="1"/>
+            </wp:cNvGraphicFramePr>
+            <a:graphic xmlns:a="http://schemas.openxmlformats.org/drawingml/2006/main">
+              <a:graphicData uri="http://schemas.openxmlformats.org/drawingml/2006/picture">
+                <pic:pic xmlns:pic="http://schemas.openxmlformats.org/drawingml/2006/picture">
+                  <pic:nvPicPr>
+                    <pic:cNvPr id="11" name="Изображение11"/>
+                    <pic:cNvPicPr>
+                      <a:picLocks noChangeAspect="1" noChangeArrowheads="1"/>
+                    </pic:cNvPicPr>
+                  </pic:nvPicPr>
+                  <pic:blipFill>
+                    <a:blip r:embed="rId12"/>
+                    <a:stretch>
+                      <a:fillRect/>
+                    </a:stretch>
+                  </pic:blipFill>
+                  <pic:spPr bwMode="auto">
+                    <a:xfrm>
+                      <a:off x="0" y="0"/>
+                      <a:ext cx="2552700" cy="1581150"/>
+                    </a:xfrm>
+                    <a:prstGeom prst="rect">
+                      <a:avLst/>
+                    </a:prstGeom>
+                    <a:noFill/>
+                  </pic:spPr>
+                </pic:pic>
+              </a:graphicData>
+            </a:graphic>
+          </wp:inline>
+        </w:drawing>
+      </w:r>
+    </w:p>
+    <w:p>
+      <w:pPr>
+        <w:pStyle w:val="Normal"/>
+        <w:bidi w:val="0"/>
+        <w:jc w:val="center"/>
+        <w:rPr>
+          <w:b/>
+          <w:bCs/>
+        </w:rPr>
+      </w:pPr>
+      <w:r>
+        <w:rPr>
+          <w:b/>
+          <w:bCs/>
+        </w:rPr>
+      </w:r>
+    </w:p>
+    <w:p>
+      <w:pPr>
+        <w:pStyle w:val="Normal"/>
+        <w:bidi w:val="0"/>
+        <w:jc w:val="center"/>
+        <w:rPr>
+          <w:b/>
+          <w:bCs/>
+        </w:rPr>
+      </w:pPr>
+      <w:r>
+        <w:rPr>
+          <w:b/>
+          <w:bCs/>
+        </w:rPr>
+      </w:r>
+    </w:p>
+    <w:p>
+      <w:pPr>
+        <w:pStyle w:val="Normal"/>
+        <w:bidi w:val="0"/>
+        <w:jc w:val="center"/>
+        <w:rPr>
+          <w:b/>
+          <w:bCs/>
+        </w:rPr>
+      </w:pPr>
+      <w:r>
+        <w:rPr>
+          <w:b/>
+          <w:bCs/>
+        </w:rPr>
+      </w:r>
+    </w:p>
+    <w:p>
+      <w:pPr>
+        <w:pStyle w:val="Normal"/>
+        <w:bidi w:val="0"/>
+        <w:jc w:val="center"/>
+        <w:rPr>
+          <w:b/>
+          <w:bCs/>
+        </w:rPr>
+      </w:pPr>
+      <w:r>
+        <w:rPr>
+          <w:b/>
+          <w:bCs/>
+        </w:rPr>
+      </w:r>
+    </w:p>
+    <w:p>
+      <w:pPr>
+        <w:pStyle w:val="Normal"/>
+        <w:bidi w:val="0"/>
+        <w:jc w:val="center"/>
+        <w:rPr>
+          <w:b/>
+          <w:bCs/>
+        </w:rPr>
+      </w:pPr>
+      <w:r>
+        <w:rPr>
+          <w:b/>
+          <w:bCs/>
+        </w:rPr>
+      </w:r>
+    </w:p>
+    <w:p>
+      <w:pPr>
+        <w:pStyle w:val="Normal"/>
+        <w:bidi w:val="0"/>
+        <w:jc w:val="center"/>
+        <w:rPr>
+          <w:b/>
+          <w:bCs/>
+        </w:rPr>
+      </w:pPr>
+      <w:r>
+        <w:rPr>
+          <w:b/>
+          <w:bCs/>
+        </w:rPr>
+      </w:r>
+    </w:p>
+    <w:p>
+      <w:pPr>
+        <w:pStyle w:val="Normal"/>
+        <w:bidi w:val="0"/>
+        <w:jc w:val="center"/>
+        <w:rPr>
+          <w:b/>
+          <w:bCs/>
+        </w:rPr>
+      </w:pPr>
+      <w:r>
+        <w:rPr>
+          <w:b/>
+          <w:bCs/>
+        </w:rPr>
+      </w:r>
+    </w:p>
+    <w:p>
+      <w:pPr>
+        <w:pStyle w:val="Normal"/>
+        <w:bidi w:val="0"/>
+        <w:jc w:val="center"/>
+        <w:rPr>
+          <w:b/>
+          <w:bCs/>
+        </w:rPr>
+      </w:pPr>
+      <w:r>
+        <w:rPr>
+          <w:b/>
+          <w:bCs/>
+        </w:rPr>
+      </w:r>
+    </w:p>
+    <w:p>
+      <w:pPr>
+        <w:pStyle w:val="Normal"/>
+        <w:bidi w:val="0"/>
+        <w:jc w:val="center"/>
+        <w:rPr>
+          <w:b/>
+          <w:bCs/>
+        </w:rPr>
+      </w:pPr>
+      <w:r>
+        <w:rPr>
+          <w:b/>
+          <w:bCs/>
+        </w:rPr>
+      </w:r>
+    </w:p>
+    <w:p>
+      <w:pPr>
+        <w:pStyle w:val="Normal"/>
+        <w:bidi w:val="0"/>
+        <w:jc w:val="center"/>
+        <w:rPr>
+          <w:b/>
+          <w:bCs/>
+        </w:rPr>
+      </w:pPr>
+      <w:r>
+        <w:rPr>
+          <w:b/>
+          <w:bCs/>
+        </w:rPr>
+        <w:drawing>
+          <wp:inline distT="0" distB="0" distL="0" distR="0">
+            <wp:extent cx="5848985" cy="4181475"/>
+            <wp:effectExtent l="0" t="0" r="0" b="0"/>
+            <wp:docPr id="12" name="Изображение20"/>
+            <wp:cNvGraphicFramePr>
+              <a:graphicFrameLocks xmlns:a="http://schemas.openxmlformats.org/drawingml/2006/main" noChangeAspect="1"/>
+            </wp:cNvGraphicFramePr>
+            <a:graphic xmlns:a="http://schemas.openxmlformats.org/drawingml/2006/main">
+              <a:graphicData uri="http://schemas.openxmlformats.org/drawingml/2006/picture">
+                <pic:pic xmlns:pic="http://schemas.openxmlformats.org/drawingml/2006/picture">
+                  <pic:nvPicPr>
+                    <pic:cNvPr id="12" name="Изображение20"/>
+                    <pic:cNvPicPr>
+                      <a:picLocks noChangeAspect="1" noChangeArrowheads="1"/>
+                    </pic:cNvPicPr>
+                  </pic:nvPicPr>
+                  <pic:blipFill>
+                    <a:blip r:embed="rId13"/>
+                    <a:stretch>
+                      <a:fillRect/>
+                    </a:stretch>
+                  </pic:blipFill>
+                  <pic:spPr bwMode="auto">
+                    <a:xfrm>
+                      <a:off x="0" y="0"/>
+                      <a:ext cx="5848985" cy="4181475"/>
+                    </a:xfrm>
+                    <a:prstGeom prst="rect">
+                      <a:avLst/>
+                    </a:prstGeom>
+                    <a:noFill/>
+                  </pic:spPr>
+                </pic:pic>
+              </a:graphicData>
+            </a:graphic>
+          </wp:inline>
+        </w:drawing>
+      </w:r>
+    </w:p>
+    <w:p>
+      <w:pPr>
+        <w:pStyle w:val="Normal"/>
+        <w:bidi w:val="0"/>
+        <w:jc w:val="center"/>
+        <w:rPr>
+          <w:b/>
+          <w:bCs/>
+        </w:rPr>
+      </w:pPr>
+      <w:r>
+        <w:rPr>
+          <w:b/>
+          <w:bCs/>
+        </w:rPr>
+        <w:drawing>
+          <wp:inline distT="0" distB="0" distL="0" distR="0">
+            <wp:extent cx="1657350" cy="1104900"/>
+            <wp:effectExtent l="0" t="0" r="0" b="0"/>
+            <wp:docPr id="13" name="Изображение22"/>
+            <wp:cNvGraphicFramePr>
+              <a:graphicFrameLocks xmlns:a="http://schemas.openxmlformats.org/drawingml/2006/main" noChangeAspect="1"/>
+            </wp:cNvGraphicFramePr>
+            <a:graphic xmlns:a="http://schemas.openxmlformats.org/drawingml/2006/main">
+              <a:graphicData uri="http://schemas.openxmlformats.org/drawingml/2006/picture">
+                <pic:pic xmlns:pic="http://schemas.openxmlformats.org/drawingml/2006/picture">
+                  <pic:nvPicPr>
+                    <pic:cNvPr id="13" name="Изображение22"/>
+                    <pic:cNvPicPr>
+                      <a:picLocks noChangeAspect="1" noChangeArrowheads="1"/>
+                    </pic:cNvPicPr>
+                  </pic:nvPicPr>
+                  <pic:blipFill>
+                    <a:blip r:embed="rId14"/>
+                    <a:stretch>
+                      <a:fillRect/>
+                    </a:stretch>
+                  </pic:blipFill>
+                  <pic:spPr bwMode="auto">
+                    <a:xfrm>
+                      <a:off x="0" y="0"/>
+                      <a:ext cx="1657350" cy="1104900"/>
+                    </a:xfrm>
+                    <a:prstGeom prst="rect">
+                      <a:avLst/>
+                    </a:prstGeom>
+                    <a:noFill/>
+                  </pic:spPr>
+                </pic:pic>
+              </a:graphicData>
+            </a:graphic>
+          </wp:inline>
+        </w:drawing>
+      </w:r>
+    </w:p>
+    <w:p>
+      <w:pPr>
+        <w:pStyle w:val="Normal"/>
+        <w:bidi w:val="0"/>
+        <w:jc w:val="center"/>
+        <w:rPr>
+          <w:b/>
+          <w:bCs/>
+        </w:rPr>
+      </w:pPr>
+      <w:r>
+        <w:rPr>
+          <w:b/>
+          <w:bCs/>
+        </w:rPr>
+      </w:r>
+      <w:r>
+        <w:br w:type="page"/>
       </w:r>
     </w:p>
     <w:p>
@@ -329,6 +1100,344 @@
           <w:b w:val="false"/>
           <w:bCs w:val="false"/>
         </w:rPr>
+        <w:drawing>
+          <wp:inline distT="0" distB="0" distL="0" distR="0">
+            <wp:extent cx="4772660" cy="1219200"/>
+            <wp:effectExtent l="0" t="0" r="0" b="0"/>
+            <wp:docPr id="14" name="Изображение4"/>
+            <wp:cNvGraphicFramePr>
+              <a:graphicFrameLocks xmlns:a="http://schemas.openxmlformats.org/drawingml/2006/main" noChangeAspect="1"/>
+            </wp:cNvGraphicFramePr>
+            <a:graphic xmlns:a="http://schemas.openxmlformats.org/drawingml/2006/main">
+              <a:graphicData uri="http://schemas.openxmlformats.org/drawingml/2006/picture">
+                <pic:pic xmlns:pic="http://schemas.openxmlformats.org/drawingml/2006/picture">
+                  <pic:nvPicPr>
+                    <pic:cNvPr id="14" name="Изображение4"/>
+                    <pic:cNvPicPr>
+                      <a:picLocks noChangeAspect="1" noChangeArrowheads="1"/>
+                    </pic:cNvPicPr>
+                  </pic:nvPicPr>
+                  <pic:blipFill>
+                    <a:blip r:embed="rId15"/>
+                    <a:stretch>
+                      <a:fillRect/>
+                    </a:stretch>
+                  </pic:blipFill>
+                  <pic:spPr bwMode="auto">
+                    <a:xfrm>
+                      <a:off x="0" y="0"/>
+                      <a:ext cx="4772660" cy="1219200"/>
+                    </a:xfrm>
+                    <a:prstGeom prst="rect">
+                      <a:avLst/>
+                    </a:prstGeom>
+                    <a:noFill/>
+                  </pic:spPr>
+                </pic:pic>
+              </a:graphicData>
+            </a:graphic>
+          </wp:inline>
+        </w:drawing>
+      </w:r>
+    </w:p>
+    <w:p>
+      <w:pPr>
+        <w:pStyle w:val="Normal"/>
+        <w:bidi w:val="0"/>
+        <w:jc w:val="center"/>
+        <w:rPr>
+          <w:b/>
+          <w:bCs/>
+        </w:rPr>
+      </w:pPr>
+      <w:r>
+        <w:rPr>
+          <w:b/>
+          <w:bCs/>
+        </w:rPr>
+        <w:drawing>
+          <wp:inline distT="0" distB="0" distL="0" distR="0">
+            <wp:extent cx="1800225" cy="1219200"/>
+            <wp:effectExtent l="0" t="0" r="0" b="0"/>
+            <wp:docPr id="15" name="Изображение10"/>
+            <wp:cNvGraphicFramePr>
+              <a:graphicFrameLocks xmlns:a="http://schemas.openxmlformats.org/drawingml/2006/main" noChangeAspect="1"/>
+            </wp:cNvGraphicFramePr>
+            <a:graphic xmlns:a="http://schemas.openxmlformats.org/drawingml/2006/main">
+              <a:graphicData uri="http://schemas.openxmlformats.org/drawingml/2006/picture">
+                <pic:pic xmlns:pic="http://schemas.openxmlformats.org/drawingml/2006/picture">
+                  <pic:nvPicPr>
+                    <pic:cNvPr id="15" name="Изображение10"/>
+                    <pic:cNvPicPr>
+                      <a:picLocks noChangeAspect="1" noChangeArrowheads="1"/>
+                    </pic:cNvPicPr>
+                  </pic:nvPicPr>
+                  <pic:blipFill>
+                    <a:blip r:embed="rId16"/>
+                    <a:stretch>
+                      <a:fillRect/>
+                    </a:stretch>
+                  </pic:blipFill>
+                  <pic:spPr bwMode="auto">
+                    <a:xfrm>
+                      <a:off x="0" y="0"/>
+                      <a:ext cx="1800225" cy="1219200"/>
+                    </a:xfrm>
+                    <a:prstGeom prst="rect">
+                      <a:avLst/>
+                    </a:prstGeom>
+                    <a:noFill/>
+                  </pic:spPr>
+                </pic:pic>
+              </a:graphicData>
+            </a:graphic>
+          </wp:inline>
+        </w:drawing>
+      </w:r>
+    </w:p>
+    <w:p>
+      <w:pPr>
+        <w:pStyle w:val="Normal"/>
+        <w:bidi w:val="0"/>
+        <w:jc w:val="center"/>
+        <w:rPr>
+          <w:b/>
+          <w:bCs/>
+        </w:rPr>
+      </w:pPr>
+      <w:r>
+        <w:rPr>
+          <w:b/>
+          <w:bCs/>
+        </w:rPr>
+      </w:r>
+    </w:p>
+    <w:p>
+      <w:pPr>
+        <w:pStyle w:val="Normal"/>
+        <w:bidi w:val="0"/>
+        <w:jc w:val="center"/>
+        <w:rPr>
+          <w:b/>
+          <w:bCs/>
+        </w:rPr>
+      </w:pPr>
+      <w:r>
+        <w:rPr>
+          <w:b/>
+          <w:bCs/>
+        </w:rPr>
+        <w:drawing>
+          <wp:inline distT="0" distB="0" distL="0" distR="0">
+            <wp:extent cx="6120130" cy="1624965"/>
+            <wp:effectExtent l="0" t="0" r="0" b="0"/>
+            <wp:docPr id="16" name="Изображение18"/>
+            <wp:cNvGraphicFramePr>
+              <a:graphicFrameLocks xmlns:a="http://schemas.openxmlformats.org/drawingml/2006/main" noChangeAspect="1"/>
+            </wp:cNvGraphicFramePr>
+            <a:graphic xmlns:a="http://schemas.openxmlformats.org/drawingml/2006/main">
+              <a:graphicData uri="http://schemas.openxmlformats.org/drawingml/2006/picture">
+                <pic:pic xmlns:pic="http://schemas.openxmlformats.org/drawingml/2006/picture">
+                  <pic:nvPicPr>
+                    <pic:cNvPr id="16" name="Изображение18"/>
+                    <pic:cNvPicPr>
+                      <a:picLocks noChangeAspect="1" noChangeArrowheads="1"/>
+                    </pic:cNvPicPr>
+                  </pic:nvPicPr>
+                  <pic:blipFill>
+                    <a:blip r:embed="rId17"/>
+                    <a:stretch>
+                      <a:fillRect/>
+                    </a:stretch>
+                  </pic:blipFill>
+                  <pic:spPr bwMode="auto">
+                    <a:xfrm>
+                      <a:off x="0" y="0"/>
+                      <a:ext cx="6120130" cy="1624965"/>
+                    </a:xfrm>
+                    <a:prstGeom prst="rect">
+                      <a:avLst/>
+                    </a:prstGeom>
+                    <a:noFill/>
+                  </pic:spPr>
+                </pic:pic>
+              </a:graphicData>
+            </a:graphic>
+          </wp:inline>
+        </w:drawing>
+      </w:r>
+    </w:p>
+    <w:p>
+      <w:pPr>
+        <w:pStyle w:val="Normal"/>
+        <w:bidi w:val="0"/>
+        <w:jc w:val="center"/>
+        <w:rPr>
+          <w:b/>
+          <w:bCs/>
+        </w:rPr>
+      </w:pPr>
+      <w:r>
+        <w:rPr>
+          <w:b/>
+          <w:bCs/>
+        </w:rPr>
+        <w:drawing>
+          <wp:inline distT="0" distB="0" distL="0" distR="0">
+            <wp:extent cx="1771650" cy="1162050"/>
+            <wp:effectExtent l="0" t="0" r="0" b="0"/>
+            <wp:docPr id="17" name="Изображение23"/>
+            <wp:cNvGraphicFramePr>
+              <a:graphicFrameLocks xmlns:a="http://schemas.openxmlformats.org/drawingml/2006/main" noChangeAspect="1"/>
+            </wp:cNvGraphicFramePr>
+            <a:graphic xmlns:a="http://schemas.openxmlformats.org/drawingml/2006/main">
+              <a:graphicData uri="http://schemas.openxmlformats.org/drawingml/2006/picture">
+                <pic:pic xmlns:pic="http://schemas.openxmlformats.org/drawingml/2006/picture">
+                  <pic:nvPicPr>
+                    <pic:cNvPr id="17" name="Изображение23"/>
+                    <pic:cNvPicPr>
+                      <a:picLocks noChangeAspect="1" noChangeArrowheads="1"/>
+                    </pic:cNvPicPr>
+                  </pic:nvPicPr>
+                  <pic:blipFill>
+                    <a:blip r:embed="rId18"/>
+                    <a:stretch>
+                      <a:fillRect/>
+                    </a:stretch>
+                  </pic:blipFill>
+                  <pic:spPr bwMode="auto">
+                    <a:xfrm>
+                      <a:off x="0" y="0"/>
+                      <a:ext cx="1771650" cy="1162050"/>
+                    </a:xfrm>
+                    <a:prstGeom prst="rect">
+                      <a:avLst/>
+                    </a:prstGeom>
+                    <a:noFill/>
+                  </pic:spPr>
+                </pic:pic>
+              </a:graphicData>
+            </a:graphic>
+          </wp:inline>
+        </w:drawing>
+      </w:r>
+    </w:p>
+    <w:p>
+      <w:pPr>
+        <w:pStyle w:val="Normal"/>
+        <w:bidi w:val="0"/>
+        <w:jc w:val="center"/>
+        <w:rPr>
+          <w:b/>
+          <w:bCs/>
+        </w:rPr>
+      </w:pPr>
+      <w:r>
+        <w:rPr>
+          <w:b/>
+          <w:bCs/>
+        </w:rPr>
+      </w:r>
+    </w:p>
+    <w:p>
+      <w:pPr>
+        <w:pStyle w:val="Normal"/>
+        <w:bidi w:val="0"/>
+        <w:jc w:val="center"/>
+        <w:rPr>
+          <w:b/>
+          <w:bCs/>
+        </w:rPr>
+      </w:pPr>
+      <w:r>
+        <w:rPr>
+          <w:b/>
+          <w:bCs/>
+        </w:rPr>
+        <w:drawing>
+          <wp:anchor behindDoc="0" distT="0" distB="0" distL="0" distR="0" simplePos="0" locked="0" layoutInCell="0" allowOverlap="1" relativeHeight="29">
+            <wp:simplePos x="0" y="0"/>
+            <wp:positionH relativeFrom="column">
+              <wp:align>center</wp:align>
+            </wp:positionH>
+            <wp:positionV relativeFrom="paragraph">
+              <wp:posOffset>635</wp:posOffset>
+            </wp:positionV>
+            <wp:extent cx="5820410" cy="1438275"/>
+            <wp:effectExtent l="0" t="0" r="0" b="0"/>
+            <wp:wrapSquare wrapText="largest"/>
+            <wp:docPr id="18" name="Изображение28"/>
+            <wp:cNvGraphicFramePr>
+              <a:graphicFrameLocks xmlns:a="http://schemas.openxmlformats.org/drawingml/2006/main" noChangeAspect="1"/>
+            </wp:cNvGraphicFramePr>
+            <a:graphic xmlns:a="http://schemas.openxmlformats.org/drawingml/2006/main">
+              <a:graphicData uri="http://schemas.openxmlformats.org/drawingml/2006/picture">
+                <pic:pic xmlns:pic="http://schemas.openxmlformats.org/drawingml/2006/picture">
+                  <pic:nvPicPr>
+                    <pic:cNvPr id="18" name="Изображение28"/>
+                    <pic:cNvPicPr>
+                      <a:picLocks noChangeAspect="1" noChangeArrowheads="1"/>
+                    </pic:cNvPicPr>
+                  </pic:nvPicPr>
+                  <pic:blipFill>
+                    <a:blip r:embed="rId19"/>
+                    <a:stretch>
+                      <a:fillRect/>
+                    </a:stretch>
+                  </pic:blipFill>
+                  <pic:spPr bwMode="auto">
+                    <a:xfrm>
+                      <a:off x="0" y="0"/>
+                      <a:ext cx="5820410" cy="1438275"/>
+                    </a:xfrm>
+                    <a:prstGeom prst="rect">
+                      <a:avLst/>
+                    </a:prstGeom>
+                    <a:noFill/>
+                  </pic:spPr>
+                </pic:pic>
+              </a:graphicData>
+            </a:graphic>
+          </wp:anchor>
+        </w:drawing>
+        <w:drawing>
+          <wp:inline distT="0" distB="0" distL="0" distR="0">
+            <wp:extent cx="1581150" cy="1038225"/>
+            <wp:effectExtent l="0" t="0" r="0" b="0"/>
+            <wp:docPr id="19" name="Изображение29"/>
+            <wp:cNvGraphicFramePr>
+              <a:graphicFrameLocks xmlns:a="http://schemas.openxmlformats.org/drawingml/2006/main" noChangeAspect="1"/>
+            </wp:cNvGraphicFramePr>
+            <a:graphic xmlns:a="http://schemas.openxmlformats.org/drawingml/2006/main">
+              <a:graphicData uri="http://schemas.openxmlformats.org/drawingml/2006/picture">
+                <pic:pic xmlns:pic="http://schemas.openxmlformats.org/drawingml/2006/picture">
+                  <pic:nvPicPr>
+                    <pic:cNvPr id="19" name="Изображение29"/>
+                    <pic:cNvPicPr>
+                      <a:picLocks noChangeAspect="1" noChangeArrowheads="1"/>
+                    </pic:cNvPicPr>
+                  </pic:nvPicPr>
+                  <pic:blipFill>
+                    <a:blip r:embed="rId20"/>
+                    <a:stretch>
+                      <a:fillRect/>
+                    </a:stretch>
+                  </pic:blipFill>
+                  <pic:spPr bwMode="auto">
+                    <a:xfrm>
+                      <a:off x="0" y="0"/>
+                      <a:ext cx="1581150" cy="1038225"/>
+                    </a:xfrm>
+                    <a:prstGeom prst="rect">
+                      <a:avLst/>
+                    </a:prstGeom>
+                    <a:noFill/>
+                  </pic:spPr>
+                </pic:pic>
+              </a:graphicData>
+            </a:graphic>
+          </wp:inline>
+        </w:drawing>
       </w:r>
       <w:r>
         <w:br w:type="page"/>
@@ -338,18 +1447,932 @@
       <w:pPr>
         <w:pStyle w:val="Normal"/>
         <w:bidi w:val="0"/>
-        <w:jc w:val="start"/>
-        <w:rPr>
-          <w:b w:val="false"/>
-          <w:bCs w:val="false"/>
-        </w:rPr>
-      </w:pPr>
-      <w:r>
-        <w:rPr>
-          <w:b w:val="false"/>
-          <w:bCs w:val="false"/>
-        </w:rPr>
-        <w:t>Какую переходную характеристику</w:t>
+        <w:jc w:val="center"/>
+        <w:rPr>
+          <w:b/>
+          <w:bCs/>
+        </w:rPr>
+      </w:pPr>
+      <w:r>
+        <w:rPr>
+          <w:b/>
+          <w:bCs/>
+        </w:rPr>
+        <w:drawing>
+          <wp:inline distT="0" distB="0" distL="0" distR="0">
+            <wp:extent cx="5542915" cy="3413760"/>
+            <wp:effectExtent l="0" t="0" r="0" b="0"/>
+            <wp:docPr id="20" name="Изображение5"/>
+            <wp:cNvGraphicFramePr>
+              <a:graphicFrameLocks xmlns:a="http://schemas.openxmlformats.org/drawingml/2006/main" noChangeAspect="1"/>
+            </wp:cNvGraphicFramePr>
+            <a:graphic xmlns:a="http://schemas.openxmlformats.org/drawingml/2006/main">
+              <a:graphicData uri="http://schemas.openxmlformats.org/drawingml/2006/picture">
+                <pic:pic xmlns:pic="http://schemas.openxmlformats.org/drawingml/2006/picture">
+                  <pic:nvPicPr>
+                    <pic:cNvPr id="20" name="Изображение5"/>
+                    <pic:cNvPicPr>
+                      <a:picLocks noChangeAspect="1" noChangeArrowheads="1"/>
+                    </pic:cNvPicPr>
+                  </pic:nvPicPr>
+                  <pic:blipFill>
+                    <a:blip r:embed="rId21"/>
+                    <a:srcRect l="9427" t="0" r="0" b="0"/>
+                    <a:stretch>
+                      <a:fillRect/>
+                    </a:stretch>
+                  </pic:blipFill>
+                  <pic:spPr bwMode="auto">
+                    <a:xfrm>
+                      <a:off x="0" y="0"/>
+                      <a:ext cx="5542915" cy="3413760"/>
+                    </a:xfrm>
+                    <a:prstGeom prst="rect">
+                      <a:avLst/>
+                    </a:prstGeom>
+                    <a:noFill/>
+                  </pic:spPr>
+                </pic:pic>
+              </a:graphicData>
+            </a:graphic>
+          </wp:inline>
+        </w:drawing>
+      </w:r>
+    </w:p>
+    <w:p>
+      <w:pPr>
+        <w:pStyle w:val="Normal"/>
+        <w:bidi w:val="0"/>
+        <w:jc w:val="center"/>
+        <w:rPr>
+          <w:b/>
+          <w:bCs/>
+        </w:rPr>
+      </w:pPr>
+      <w:r>
+        <w:rPr>
+          <w:b/>
+          <w:bCs/>
+        </w:rPr>
+        <w:t>Синий график</w:t>
+      </w:r>
+    </w:p>
+    <w:p>
+      <w:pPr>
+        <w:pStyle w:val="Normal"/>
+        <w:bidi w:val="0"/>
+        <w:jc w:val="center"/>
+        <w:rPr>
+          <w:b/>
+          <w:bCs/>
+        </w:rPr>
+      </w:pPr>
+      <w:r>
+        <w:rPr>
+          <w:b/>
+          <w:bCs/>
+        </w:rPr>
+      </w:r>
+    </w:p>
+    <w:p>
+      <w:pPr>
+        <w:pStyle w:val="Normal"/>
+        <w:bidi w:val="0"/>
+        <w:jc w:val="center"/>
+        <w:rPr>
+          <w:b/>
+          <w:bCs/>
+        </w:rPr>
+      </w:pPr>
+      <w:r>
+        <w:rPr>
+          <w:b/>
+          <w:bCs/>
+        </w:rPr>
+        <w:drawing>
+          <wp:inline distT="0" distB="0" distL="0" distR="0">
+            <wp:extent cx="5517515" cy="3357880"/>
+            <wp:effectExtent l="0" t="0" r="0" b="0"/>
+            <wp:docPr id="21" name="Изображение6"/>
+            <wp:cNvGraphicFramePr>
+              <a:graphicFrameLocks xmlns:a="http://schemas.openxmlformats.org/drawingml/2006/main" noChangeAspect="1"/>
+            </wp:cNvGraphicFramePr>
+            <a:graphic xmlns:a="http://schemas.openxmlformats.org/drawingml/2006/main">
+              <a:graphicData uri="http://schemas.openxmlformats.org/drawingml/2006/picture">
+                <pic:pic xmlns:pic="http://schemas.openxmlformats.org/drawingml/2006/picture">
+                  <pic:nvPicPr>
+                    <pic:cNvPr id="21" name="Изображение6"/>
+                    <pic:cNvPicPr>
+                      <a:picLocks noChangeAspect="1" noChangeArrowheads="1"/>
+                    </pic:cNvPicPr>
+                  </pic:nvPicPr>
+                  <pic:blipFill>
+                    <a:blip r:embed="rId22"/>
+                    <a:srcRect l="9845" t="0" r="0" b="0"/>
+                    <a:stretch>
+                      <a:fillRect/>
+                    </a:stretch>
+                  </pic:blipFill>
+                  <pic:spPr bwMode="auto">
+                    <a:xfrm>
+                      <a:off x="0" y="0"/>
+                      <a:ext cx="5517515" cy="3357880"/>
+                    </a:xfrm>
+                    <a:prstGeom prst="rect">
+                      <a:avLst/>
+                    </a:prstGeom>
+                    <a:noFill/>
+                  </pic:spPr>
+                </pic:pic>
+              </a:graphicData>
+            </a:graphic>
+          </wp:inline>
+        </w:drawing>
+      </w:r>
+    </w:p>
+    <w:p>
+      <w:pPr>
+        <w:pStyle w:val="Normal"/>
+        <w:bidi w:val="0"/>
+        <w:jc w:val="center"/>
+        <w:rPr>
+          <w:b/>
+          <w:bCs/>
+        </w:rPr>
+      </w:pPr>
+      <w:r>
+        <w:rPr>
+          <w:b/>
+          <w:bCs/>
+        </w:rPr>
+        <w:t>Красный график</w:t>
+      </w:r>
+    </w:p>
+    <w:p>
+      <w:pPr>
+        <w:pStyle w:val="Normal"/>
+        <w:bidi w:val="0"/>
+        <w:jc w:val="center"/>
+        <w:rPr>
+          <w:b/>
+          <w:bCs/>
+        </w:rPr>
+      </w:pPr>
+      <w:r>
+        <w:rPr>
+          <w:b/>
+          <w:bCs/>
+        </w:rPr>
+      </w:r>
+    </w:p>
+    <w:p>
+      <w:pPr>
+        <w:pStyle w:val="Normal"/>
+        <w:bidi w:val="0"/>
+        <w:jc w:val="center"/>
+        <w:rPr>
+          <w:b/>
+          <w:bCs/>
+        </w:rPr>
+      </w:pPr>
+      <w:r>
+        <w:rPr>
+          <w:b/>
+          <w:bCs/>
+        </w:rPr>
+        <w:drawing>
+          <wp:inline distT="0" distB="0" distL="0" distR="0">
+            <wp:extent cx="5615940" cy="3789680"/>
+            <wp:effectExtent l="0" t="0" r="0" b="0"/>
+            <wp:docPr id="22" name="Изображение9"/>
+            <wp:cNvGraphicFramePr>
+              <a:graphicFrameLocks xmlns:a="http://schemas.openxmlformats.org/drawingml/2006/main" noChangeAspect="1"/>
+            </wp:cNvGraphicFramePr>
+            <a:graphic xmlns:a="http://schemas.openxmlformats.org/drawingml/2006/main">
+              <a:graphicData uri="http://schemas.openxmlformats.org/drawingml/2006/picture">
+                <pic:pic xmlns:pic="http://schemas.openxmlformats.org/drawingml/2006/picture">
+                  <pic:nvPicPr>
+                    <pic:cNvPr id="22" name="Изображение9"/>
+                    <pic:cNvPicPr>
+                      <a:picLocks noChangeAspect="1" noChangeArrowheads="1"/>
+                    </pic:cNvPicPr>
+                  </pic:nvPicPr>
+                  <pic:blipFill>
+                    <a:blip r:embed="rId23"/>
+                    <a:srcRect l="0" t="0" r="8222" b="0"/>
+                    <a:stretch>
+                      <a:fillRect/>
+                    </a:stretch>
+                  </pic:blipFill>
+                  <pic:spPr bwMode="auto">
+                    <a:xfrm>
+                      <a:off x="0" y="0"/>
+                      <a:ext cx="5615940" cy="3789680"/>
+                    </a:xfrm>
+                    <a:prstGeom prst="rect">
+                      <a:avLst/>
+                    </a:prstGeom>
+                    <a:noFill/>
+                  </pic:spPr>
+                </pic:pic>
+              </a:graphicData>
+            </a:graphic>
+          </wp:inline>
+        </w:drawing>
+      </w:r>
+    </w:p>
+    <w:p>
+      <w:pPr>
+        <w:pStyle w:val="Normal"/>
+        <w:bidi w:val="0"/>
+        <w:jc w:val="center"/>
+        <w:rPr>
+          <w:b/>
+          <w:bCs/>
+        </w:rPr>
+      </w:pPr>
+      <w:r>
+        <w:rPr>
+          <w:b/>
+          <w:bCs/>
+        </w:rPr>
+        <w:t>1</w:t>
+      </w:r>
+    </w:p>
+    <w:p>
+      <w:pPr>
+        <w:pStyle w:val="Normal"/>
+        <w:bidi w:val="0"/>
+        <w:jc w:val="center"/>
+        <w:rPr>
+          <w:b/>
+          <w:bCs/>
+        </w:rPr>
+      </w:pPr>
+      <w:r>
+        <w:rPr>
+          <w:b/>
+          <w:bCs/>
+        </w:rPr>
+      </w:r>
+    </w:p>
+    <w:p>
+      <w:pPr>
+        <w:pStyle w:val="Normal"/>
+        <w:bidi w:val="0"/>
+        <w:jc w:val="center"/>
+        <w:rPr>
+          <w:b/>
+          <w:bCs/>
+          <w:lang w:val="en-US"/>
+        </w:rPr>
+      </w:pPr>
+      <w:r>
+        <w:drawing>
+          <wp:anchor behindDoc="0" distT="0" distB="0" distL="0" distR="0" simplePos="0" locked="0" layoutInCell="0" allowOverlap="1" relativeHeight="14">
+            <wp:simplePos x="0" y="0"/>
+            <wp:positionH relativeFrom="column">
+              <wp:align>center</wp:align>
+            </wp:positionH>
+            <wp:positionV relativeFrom="paragraph">
+              <wp:posOffset>635</wp:posOffset>
+            </wp:positionV>
+            <wp:extent cx="5848985" cy="4172585"/>
+            <wp:effectExtent l="0" t="0" r="0" b="0"/>
+            <wp:wrapSquare wrapText="largest"/>
+            <wp:docPr id="23" name="Изображение14"/>
+            <wp:cNvGraphicFramePr>
+              <a:graphicFrameLocks xmlns:a="http://schemas.openxmlformats.org/drawingml/2006/main" noChangeAspect="1"/>
+            </wp:cNvGraphicFramePr>
+            <a:graphic xmlns:a="http://schemas.openxmlformats.org/drawingml/2006/main">
+              <a:graphicData uri="http://schemas.openxmlformats.org/drawingml/2006/picture">
+                <pic:pic xmlns:pic="http://schemas.openxmlformats.org/drawingml/2006/picture">
+                  <pic:nvPicPr>
+                    <pic:cNvPr id="23" name="Изображение14"/>
+                    <pic:cNvPicPr>
+                      <a:picLocks noChangeAspect="1" noChangeArrowheads="1"/>
+                    </pic:cNvPicPr>
+                  </pic:nvPicPr>
+                  <pic:blipFill>
+                    <a:blip r:embed="rId24"/>
+                    <a:stretch>
+                      <a:fillRect/>
+                    </a:stretch>
+                  </pic:blipFill>
+                  <pic:spPr bwMode="auto">
+                    <a:xfrm>
+                      <a:off x="0" y="0"/>
+                      <a:ext cx="5848985" cy="4172585"/>
+                    </a:xfrm>
+                    <a:prstGeom prst="rect">
+                      <a:avLst/>
+                    </a:prstGeom>
+                    <a:noFill/>
+                  </pic:spPr>
+                </pic:pic>
+              </a:graphicData>
+            </a:graphic>
+          </wp:anchor>
+        </w:drawing>
+      </w:r>
+      <w:r>
+        <w:rPr>
+          <w:b/>
+          <w:bCs/>
+          <w:lang w:val="en-US"/>
+        </w:rPr>
+        <w:t>3</w:t>
+      </w:r>
+      <w:r>
+        <w:br w:type="page"/>
+      </w:r>
+    </w:p>
+    <w:p>
+      <w:pPr>
+        <w:pStyle w:val="Normal"/>
+        <w:bidi w:val="0"/>
+        <w:jc w:val="center"/>
+        <w:rPr>
+          <w:b/>
+          <w:bCs/>
+        </w:rPr>
+      </w:pPr>
+      <w:r>
+        <w:rPr>
+          <w:b/>
+          <w:bCs/>
+        </w:rPr>
+      </w:r>
+    </w:p>
+    <w:p>
+      <w:pPr>
+        <w:pStyle w:val="Normal"/>
+        <w:bidi w:val="0"/>
+        <w:jc w:val="center"/>
+        <w:rPr>
+          <w:b/>
+          <w:bCs/>
+        </w:rPr>
+      </w:pPr>
+      <w:r>
+        <w:rPr>
+          <w:b/>
+          <w:bCs/>
+        </w:rPr>
+        <w:drawing>
+          <wp:inline distT="0" distB="0" distL="0" distR="0">
+            <wp:extent cx="4231640" cy="3406775"/>
+            <wp:effectExtent l="0" t="0" r="0" b="0"/>
+            <wp:docPr id="24" name="Изображение7"/>
+            <wp:cNvGraphicFramePr>
+              <a:graphicFrameLocks xmlns:a="http://schemas.openxmlformats.org/drawingml/2006/main" noChangeAspect="1"/>
+            </wp:cNvGraphicFramePr>
+            <a:graphic xmlns:a="http://schemas.openxmlformats.org/drawingml/2006/main">
+              <a:graphicData uri="http://schemas.openxmlformats.org/drawingml/2006/picture">
+                <pic:pic xmlns:pic="http://schemas.openxmlformats.org/drawingml/2006/picture">
+                  <pic:nvPicPr>
+                    <pic:cNvPr id="24" name="Изображение7"/>
+                    <pic:cNvPicPr>
+                      <a:picLocks noChangeAspect="1" noChangeArrowheads="1"/>
+                    </pic:cNvPicPr>
+                  </pic:nvPicPr>
+                  <pic:blipFill>
+                    <a:blip r:embed="rId25"/>
+                    <a:srcRect l="10258" t="0" r="20596" b="0"/>
+                    <a:stretch>
+                      <a:fillRect/>
+                    </a:stretch>
+                  </pic:blipFill>
+                  <pic:spPr bwMode="auto">
+                    <a:xfrm>
+                      <a:off x="0" y="0"/>
+                      <a:ext cx="4231640" cy="3406775"/>
+                    </a:xfrm>
+                    <a:prstGeom prst="rect">
+                      <a:avLst/>
+                    </a:prstGeom>
+                    <a:noFill/>
+                  </pic:spPr>
+                </pic:pic>
+              </a:graphicData>
+            </a:graphic>
+          </wp:inline>
+        </w:drawing>
+      </w:r>
+    </w:p>
+    <w:p>
+      <w:pPr>
+        <w:pStyle w:val="Normal"/>
+        <w:bidi w:val="0"/>
+        <w:jc w:val="center"/>
+        <w:rPr>
+          <w:b/>
+          <w:bCs/>
+        </w:rPr>
+      </w:pPr>
+      <w:r>
+        <w:rPr>
+          <w:b/>
+          <w:bCs/>
+        </w:rPr>
+        <w:t>0.55</w:t>
+      </w:r>
+    </w:p>
+    <w:p>
+      <w:pPr>
+        <w:pStyle w:val="Normal"/>
+        <w:bidi w:val="0"/>
+        <w:jc w:val="center"/>
+        <w:rPr>
+          <w:b/>
+          <w:bCs/>
+        </w:rPr>
+      </w:pPr>
+      <w:r>
+        <w:rPr>
+          <w:b/>
+          <w:bCs/>
+        </w:rPr>
+      </w:r>
+    </w:p>
+    <w:p>
+      <w:pPr>
+        <w:pStyle w:val="Normal"/>
+        <w:bidi w:val="0"/>
+        <w:jc w:val="center"/>
+        <w:rPr>
+          <w:b/>
+          <w:bCs/>
+        </w:rPr>
+      </w:pPr>
+      <w:r>
+        <w:rPr>
+          <w:b/>
+          <w:bCs/>
+        </w:rPr>
+        <w:drawing>
+          <wp:inline distT="0" distB="0" distL="0" distR="0">
+            <wp:extent cx="4010025" cy="2996565"/>
+            <wp:effectExtent l="0" t="0" r="0" b="0"/>
+            <wp:docPr id="25" name="Изображение25"/>
+            <wp:cNvGraphicFramePr>
+              <a:graphicFrameLocks xmlns:a="http://schemas.openxmlformats.org/drawingml/2006/main" noChangeAspect="1"/>
+            </wp:cNvGraphicFramePr>
+            <a:graphic xmlns:a="http://schemas.openxmlformats.org/drawingml/2006/main">
+              <a:graphicData uri="http://schemas.openxmlformats.org/drawingml/2006/picture">
+                <pic:pic xmlns:pic="http://schemas.openxmlformats.org/drawingml/2006/picture">
+                  <pic:nvPicPr>
+                    <pic:cNvPr id="25" name="Изображение25"/>
+                    <pic:cNvPicPr>
+                      <a:picLocks noChangeAspect="1" noChangeArrowheads="1"/>
+                    </pic:cNvPicPr>
+                  </pic:nvPicPr>
+                  <pic:blipFill>
+                    <a:blip r:embed="rId26"/>
+                    <a:stretch>
+                      <a:fillRect/>
+                    </a:stretch>
+                  </pic:blipFill>
+                  <pic:spPr bwMode="auto">
+                    <a:xfrm>
+                      <a:off x="0" y="0"/>
+                      <a:ext cx="4010025" cy="2996565"/>
+                    </a:xfrm>
+                    <a:prstGeom prst="rect">
+                      <a:avLst/>
+                    </a:prstGeom>
+                    <a:noFill/>
+                  </pic:spPr>
+                </pic:pic>
+              </a:graphicData>
+            </a:graphic>
+          </wp:inline>
+        </w:drawing>
+      </w:r>
+    </w:p>
+    <w:p>
+      <w:pPr>
+        <w:pStyle w:val="Normal"/>
+        <w:bidi w:val="0"/>
+        <w:jc w:val="center"/>
+        <w:rPr>
+          <w:b/>
+          <w:bCs/>
+        </w:rPr>
+      </w:pPr>
+      <w:r>
+        <w:rPr>
+          <w:b/>
+          <w:bCs/>
+        </w:rPr>
+      </w:r>
+      <w:r>
+        <w:br w:type="page"/>
+      </w:r>
+    </w:p>
+    <w:p>
+      <w:pPr>
+        <w:pStyle w:val="Normal"/>
+        <w:bidi w:val="0"/>
+        <w:jc w:val="center"/>
+        <w:rPr>
+          <w:b/>
+          <w:bCs/>
+          <w:color w:val="FF0000"/>
+        </w:rPr>
+      </w:pPr>
+      <w:r>
+        <w:rPr>
+          <w:b/>
+          <w:bCs/>
+          <w:color w:val="FF0000"/>
+        </w:rPr>
+        <w:t>СИГН МСП</w:t>
+      </w:r>
+    </w:p>
+    <w:p>
+      <w:pPr>
+        <w:pStyle w:val="Normal"/>
+        <w:bidi w:val="0"/>
+        <w:jc w:val="center"/>
+        <w:rPr>
+          <w:b/>
+          <w:bCs/>
+          <w:color w:val="FF0000"/>
+        </w:rPr>
+      </w:pPr>
+      <w:r>
+        <w:rPr>
+          <w:b/>
+          <w:bCs/>
+          <w:color w:val="FF0000"/>
+        </w:rPr>
+        <w:drawing>
+          <wp:inline distT="0" distB="0" distL="0" distR="0">
+            <wp:extent cx="5734685" cy="1461770"/>
+            <wp:effectExtent l="0" t="0" r="0" b="0"/>
+            <wp:docPr id="26" name="Изображение13"/>
+            <wp:cNvGraphicFramePr>
+              <a:graphicFrameLocks xmlns:a="http://schemas.openxmlformats.org/drawingml/2006/main" noChangeAspect="1"/>
+            </wp:cNvGraphicFramePr>
+            <a:graphic xmlns:a="http://schemas.openxmlformats.org/drawingml/2006/main">
+              <a:graphicData uri="http://schemas.openxmlformats.org/drawingml/2006/picture">
+                <pic:pic xmlns:pic="http://schemas.openxmlformats.org/drawingml/2006/picture">
+                  <pic:nvPicPr>
+                    <pic:cNvPr id="26" name="Изображение13"/>
+                    <pic:cNvPicPr>
+                      <a:picLocks noChangeAspect="1" noChangeArrowheads="1"/>
+                    </pic:cNvPicPr>
+                  </pic:nvPicPr>
+                  <pic:blipFill>
+                    <a:blip r:embed="rId27"/>
+                    <a:srcRect l="0" t="0" r="0" b="60546"/>
+                    <a:stretch>
+                      <a:fillRect/>
+                    </a:stretch>
+                  </pic:blipFill>
+                  <pic:spPr bwMode="auto">
+                    <a:xfrm>
+                      <a:off x="0" y="0"/>
+                      <a:ext cx="5734685" cy="1461770"/>
+                    </a:xfrm>
+                    <a:prstGeom prst="rect">
+                      <a:avLst/>
+                    </a:prstGeom>
+                    <a:noFill/>
+                  </pic:spPr>
+                </pic:pic>
+              </a:graphicData>
+            </a:graphic>
+          </wp:inline>
+        </w:drawing>
+      </w:r>
+    </w:p>
+    <w:p>
+      <w:pPr>
+        <w:pStyle w:val="Normal"/>
+        <w:bidi w:val="0"/>
+        <w:jc w:val="center"/>
+        <w:rPr>
+          <w:b/>
+          <w:bCs/>
+        </w:rPr>
+      </w:pPr>
+      <w:r>
+        <w:rPr>
+          <w:b/>
+          <w:bCs/>
+          <w:lang w:val="ru-RU"/>
+        </w:rPr>
+        <w:t xml:space="preserve">равно </w:t>
+      </w:r>
+      <w:r>
+        <w:rPr>
+          <w:b/>
+          <w:bCs/>
+        </w:rPr>
+        <w:t>3</w:t>
+      </w:r>
+    </w:p>
+    <w:p>
+      <w:pPr>
+        <w:pStyle w:val="Normal"/>
+        <w:bidi w:val="0"/>
+        <w:jc w:val="center"/>
+        <w:rPr>
+          <w:b/>
+          <w:bCs/>
+        </w:rPr>
+      </w:pPr>
+      <w:r>
+        <w:rPr>
+          <w:b/>
+          <w:bCs/>
+        </w:rPr>
+      </w:r>
+    </w:p>
+    <w:p>
+      <w:pPr>
+        <w:pStyle w:val="Normal"/>
+        <w:bidi w:val="0"/>
+        <w:jc w:val="center"/>
+        <w:rPr>
+          <w:b/>
+          <w:bCs/>
+        </w:rPr>
+      </w:pPr>
+      <w:r>
+        <w:rPr>
+          <w:b/>
+          <w:bCs/>
+        </w:rPr>
+        <w:drawing>
+          <wp:inline distT="0" distB="0" distL="0" distR="0">
+            <wp:extent cx="5820410" cy="1390650"/>
+            <wp:effectExtent l="0" t="0" r="0" b="0"/>
+            <wp:docPr id="27" name="Изображение17"/>
+            <wp:cNvGraphicFramePr>
+              <a:graphicFrameLocks xmlns:a="http://schemas.openxmlformats.org/drawingml/2006/main" noChangeAspect="1"/>
+            </wp:cNvGraphicFramePr>
+            <a:graphic xmlns:a="http://schemas.openxmlformats.org/drawingml/2006/main">
+              <a:graphicData uri="http://schemas.openxmlformats.org/drawingml/2006/picture">
+                <pic:pic xmlns:pic="http://schemas.openxmlformats.org/drawingml/2006/picture">
+                  <pic:nvPicPr>
+                    <pic:cNvPr id="27" name="Изображение17"/>
+                    <pic:cNvPicPr>
+                      <a:picLocks noChangeAspect="1" noChangeArrowheads="1"/>
+                    </pic:cNvPicPr>
+                  </pic:nvPicPr>
+                  <pic:blipFill>
+                    <a:blip r:embed="rId28"/>
+                    <a:stretch>
+                      <a:fillRect/>
+                    </a:stretch>
+                  </pic:blipFill>
+                  <pic:spPr bwMode="auto">
+                    <a:xfrm>
+                      <a:off x="0" y="0"/>
+                      <a:ext cx="5820410" cy="1390650"/>
+                    </a:xfrm>
+                    <a:prstGeom prst="rect">
+                      <a:avLst/>
+                    </a:prstGeom>
+                    <a:noFill/>
+                  </pic:spPr>
+                </pic:pic>
+              </a:graphicData>
+            </a:graphic>
+          </wp:inline>
+        </w:drawing>
+      </w:r>
+    </w:p>
+    <w:p>
+      <w:pPr>
+        <w:pStyle w:val="Normal"/>
+        <w:bidi w:val="0"/>
+        <w:jc w:val="center"/>
+        <w:rPr>
+          <w:b/>
+          <w:bCs/>
+          <w:lang w:val="en-US"/>
+        </w:rPr>
+      </w:pPr>
+      <w:r>
+        <w:rPr>
+          <w:b/>
+          <w:bCs/>
+          <w:lang w:val="ru-RU"/>
+        </w:rPr>
+        <w:t xml:space="preserve">равно </w:t>
+      </w:r>
+      <w:r>
+        <w:rPr>
+          <w:b/>
+          <w:bCs/>
+          <w:lang w:val="en-US"/>
+        </w:rPr>
+        <w:t>4</w:t>
+      </w:r>
+      <w:r>
+        <w:br w:type="page"/>
+      </w:r>
+    </w:p>
+    <w:p>
+      <w:pPr>
+        <w:pStyle w:val="Normal"/>
+        <w:bidi w:val="0"/>
+        <w:jc w:val="center"/>
+        <w:rPr>
+          <w:b/>
+          <w:bCs/>
+          <w:color w:val="FF0000"/>
+          <w:lang w:val="en-US"/>
+        </w:rPr>
+      </w:pPr>
+      <w:r>
+        <w:rPr>
+          <w:b/>
+          <w:bCs/>
+          <w:color w:val="FF0000"/>
+          <w:lang w:val="en-US"/>
+        </w:rPr>
+        <w:t>D-</w:t>
+      </w:r>
+      <w:r>
+        <w:rPr>
+          <w:b/>
+          <w:bCs/>
+          <w:color w:val="FF0000"/>
+          <w:lang w:val="ru-RU"/>
+        </w:rPr>
+        <w:t>КРИТЕРИЙ</w:t>
+      </w:r>
+    </w:p>
+    <w:p>
+      <w:pPr>
+        <w:pStyle w:val="Normal"/>
+        <w:bidi w:val="0"/>
+        <w:jc w:val="center"/>
+        <w:rPr>
+          <w:b/>
+          <w:bCs/>
+          <w:color w:val="FF0000"/>
+          <w:lang w:val="ru-RU"/>
+        </w:rPr>
+      </w:pPr>
+      <w:r>
+        <w:rPr>
+          <w:b/>
+          <w:bCs/>
+          <w:color w:val="FF0000"/>
+          <w:lang w:val="ru-RU"/>
+        </w:rPr>
+        <w:drawing>
+          <wp:inline distT="0" distB="0" distL="0" distR="0">
+            <wp:extent cx="5887085" cy="4220210"/>
+            <wp:effectExtent l="0" t="0" r="0" b="0"/>
+            <wp:docPr id="28" name="Изображение15"/>
+            <wp:cNvGraphicFramePr>
+              <a:graphicFrameLocks xmlns:a="http://schemas.openxmlformats.org/drawingml/2006/main" noChangeAspect="1"/>
+            </wp:cNvGraphicFramePr>
+            <a:graphic xmlns:a="http://schemas.openxmlformats.org/drawingml/2006/main">
+              <a:graphicData uri="http://schemas.openxmlformats.org/drawingml/2006/picture">
+                <pic:pic xmlns:pic="http://schemas.openxmlformats.org/drawingml/2006/picture">
+                  <pic:nvPicPr>
+                    <pic:cNvPr id="28" name="Изображение15"/>
+                    <pic:cNvPicPr>
+                      <a:picLocks noChangeAspect="1" noChangeArrowheads="1"/>
+                    </pic:cNvPicPr>
+                  </pic:nvPicPr>
+                  <pic:blipFill>
+                    <a:blip r:embed="rId29"/>
+                    <a:stretch>
+                      <a:fillRect/>
+                    </a:stretch>
+                  </pic:blipFill>
+                  <pic:spPr bwMode="auto">
+                    <a:xfrm>
+                      <a:off x="0" y="0"/>
+                      <a:ext cx="5887085" cy="4220210"/>
+                    </a:xfrm>
+                    <a:prstGeom prst="rect">
+                      <a:avLst/>
+                    </a:prstGeom>
+                    <a:noFill/>
+                  </pic:spPr>
+                </pic:pic>
+              </a:graphicData>
+            </a:graphic>
+          </wp:inline>
+        </w:drawing>
+      </w:r>
+    </w:p>
+    <w:p>
+      <w:pPr>
+        <w:pStyle w:val="Normal"/>
+        <w:bidi w:val="0"/>
+        <w:jc w:val="center"/>
+        <w:rPr>
+          <w:b/>
+          <w:bCs/>
+        </w:rPr>
+      </w:pPr>
+      <w:r>
+        <w:rPr>
+          <w:b/>
+          <w:bCs/>
+        </w:rPr>
+        <w:t>Красный график</w:t>
+      </w:r>
+    </w:p>
+    <w:p>
+      <w:pPr>
+        <w:pStyle w:val="Normal"/>
+        <w:bidi w:val="0"/>
+        <w:jc w:val="center"/>
+        <w:rPr>
+          <w:b/>
+          <w:bCs/>
+        </w:rPr>
+      </w:pPr>
+      <w:r>
+        <w:rPr>
+          <w:b/>
+          <w:bCs/>
+        </w:rPr>
+      </w:r>
+    </w:p>
+    <w:p>
+      <w:pPr>
+        <w:pStyle w:val="Normal"/>
+        <w:bidi w:val="0"/>
+        <w:jc w:val="center"/>
+        <w:rPr>
+          <w:b/>
+          <w:bCs/>
+        </w:rPr>
+      </w:pPr>
+      <w:r>
+        <w:rPr>
+          <w:b/>
+          <w:bCs/>
+        </w:rPr>
+        <w:drawing>
+          <wp:inline distT="0" distB="0" distL="0" distR="0">
+            <wp:extent cx="5839460" cy="4315460"/>
+            <wp:effectExtent l="0" t="0" r="0" b="0"/>
+            <wp:docPr id="29" name="Изображение19"/>
+            <wp:cNvGraphicFramePr>
+              <a:graphicFrameLocks xmlns:a="http://schemas.openxmlformats.org/drawingml/2006/main" noChangeAspect="1"/>
+            </wp:cNvGraphicFramePr>
+            <a:graphic xmlns:a="http://schemas.openxmlformats.org/drawingml/2006/main">
+              <a:graphicData uri="http://schemas.openxmlformats.org/drawingml/2006/picture">
+                <pic:pic xmlns:pic="http://schemas.openxmlformats.org/drawingml/2006/picture">
+                  <pic:nvPicPr>
+                    <pic:cNvPr id="29" name="Изображение19"/>
+                    <pic:cNvPicPr>
+                      <a:picLocks noChangeAspect="1" noChangeArrowheads="1"/>
+                    </pic:cNvPicPr>
+                  </pic:nvPicPr>
+                  <pic:blipFill>
+                    <a:blip r:embed="rId30"/>
+                    <a:stretch>
+                      <a:fillRect/>
+                    </a:stretch>
+                  </pic:blipFill>
+                  <pic:spPr bwMode="auto">
+                    <a:xfrm>
+                      <a:off x="0" y="0"/>
+                      <a:ext cx="5839460" cy="4315460"/>
+                    </a:xfrm>
+                    <a:prstGeom prst="rect">
+                      <a:avLst/>
+                    </a:prstGeom>
+                    <a:noFill/>
+                  </pic:spPr>
+                </pic:pic>
+              </a:graphicData>
+            </a:graphic>
+          </wp:inline>
+        </w:drawing>
+      </w:r>
+    </w:p>
+    <w:p>
+      <w:pPr>
+        <w:pStyle w:val="Normal"/>
+        <w:bidi w:val="0"/>
+        <w:jc w:val="center"/>
+        <w:rPr>
+          <w:b/>
+          <w:bCs/>
+        </w:rPr>
+      </w:pPr>
+      <w:r>
+        <w:rPr>
+          <w:b/>
+          <w:bCs/>
+        </w:rPr>
+        <w:t>Розовый график</w:t>
       </w:r>
     </w:p>
     <w:sectPr>

--- a/Введение в ИТ/1_Лабораторные_работы/Ответы 14 картинки.docx
+++ b/Введение в ИТ/1_Лабораторные_работы/Ответы 14 картинки.docx
@@ -621,7 +621,7 @@
           <w:bCs/>
         </w:rPr>
         <w:drawing>
-          <wp:anchor behindDoc="0" distT="0" distB="0" distL="0" distR="0" simplePos="0" locked="0" layoutInCell="0" allowOverlap="1" relativeHeight="26">
+          <wp:anchor behindDoc="0" distT="0" distB="0" distL="0" distR="0" simplePos="0" locked="0" layoutInCell="0" allowOverlap="1" relativeHeight="24">
             <wp:simplePos x="0" y="0"/>
             <wp:positionH relativeFrom="column">
               <wp:align>center</wp:align>
@@ -1089,6 +1089,34 @@
       <w:pPr>
         <w:pStyle w:val="Normal"/>
         <w:bidi w:val="0"/>
+        <w:jc w:val="center"/>
+        <w:rPr>
+          <w:b/>
+          <w:bCs/>
+          <w:lang w:val="ru-RU"/>
+        </w:rPr>
+      </w:pPr>
+      <w:r>
+        <w:rPr>
+          <w:b/>
+          <w:bCs/>
+          <w:lang w:val="ru-RU"/>
+        </w:rPr>
+        <w:t xml:space="preserve">Какая схема имеют такую переходную характеристику </w:t>
+      </w:r>
+      <w:r>
+        <w:rPr>
+          <w:b/>
+          <w:bCs/>
+          <w:lang w:val="en-US"/>
+        </w:rPr>
+        <w:t>h(t)?</w:t>
+      </w:r>
+    </w:p>
+    <w:p>
+      <w:pPr>
+        <w:pStyle w:val="Normal"/>
+        <w:bidi w:val="0"/>
         <w:jc w:val="start"/>
         <w:rPr>
           <w:b w:val="false"/>
@@ -1102,7 +1130,7 @@
         </w:rPr>
         <w:drawing>
           <wp:inline distT="0" distB="0" distL="0" distR="0">
-            <wp:extent cx="4772660" cy="1219200"/>
+            <wp:extent cx="2268220" cy="1219200"/>
             <wp:effectExtent l="0" t="0" r="0" b="0"/>
             <wp:docPr id="14" name="Изображение4"/>
             <wp:cNvGraphicFramePr>
@@ -1119,14 +1147,15 @@
                   </pic:nvPicPr>
                   <pic:blipFill>
                     <a:blip r:embed="rId15"/>
-                    <a:stretch>
-                      <a:fillRect/>
-                    </a:stretch>
-                  </pic:blipFill>
-                  <pic:spPr bwMode="auto">
-                    <a:xfrm>
-                      <a:off x="0" y="0"/>
-                      <a:ext cx="4772660" cy="1219200"/>
+                    <a:srcRect l="52493" t="0" r="-15" b="0"/>
+                    <a:stretch>
+                      <a:fillRect/>
+                    </a:stretch>
+                  </pic:blipFill>
+                  <pic:spPr bwMode="auto">
+                    <a:xfrm>
+                      <a:off x="0" y="0"/>
+                      <a:ext cx="2268220" cy="1219200"/>
                     </a:xfrm>
                     <a:prstGeom prst="rect">
                       <a:avLst/>
@@ -1139,17 +1168,13 @@
           </wp:inline>
         </w:drawing>
       </w:r>
-    </w:p>
-    <w:p>
-      <w:pPr>
-        <w:pStyle w:val="Normal"/>
-        <w:bidi w:val="0"/>
-        <w:jc w:val="center"/>
-        <w:rPr>
-          <w:b/>
-          <w:bCs/>
-        </w:rPr>
-      </w:pPr>
+      <w:r>
+        <w:rPr>
+          <w:b w:val="false"/>
+          <w:bCs w:val="false"/>
+        </w:rPr>
+        <w:t xml:space="preserve"> </w:t>
+      </w:r>
       <w:r>
         <w:rPr>
           <w:b/>
@@ -1216,7 +1241,7 @@
       <w:pPr>
         <w:pStyle w:val="Normal"/>
         <w:bidi w:val="0"/>
-        <w:jc w:val="center"/>
+        <w:jc w:val="start"/>
         <w:rPr>
           <w:b/>
           <w:bCs/>
@@ -1229,7 +1254,7 @@
         </w:rPr>
         <w:drawing>
           <wp:inline distT="0" distB="0" distL="0" distR="0">
-            <wp:extent cx="6120130" cy="1624965"/>
+            <wp:extent cx="2520950" cy="1624965"/>
             <wp:effectExtent l="0" t="0" r="0" b="0"/>
             <wp:docPr id="16" name="Изображение18"/>
             <wp:cNvGraphicFramePr>
@@ -1246,14 +1271,15 @@
                   </pic:nvPicPr>
                   <pic:blipFill>
                     <a:blip r:embed="rId17"/>
-                    <a:stretch>
-                      <a:fillRect/>
-                    </a:stretch>
-                  </pic:blipFill>
-                  <pic:spPr bwMode="auto">
-                    <a:xfrm>
-                      <a:off x="0" y="0"/>
-                      <a:ext cx="6120130" cy="1624965"/>
+                    <a:srcRect l="47924" t="0" r="0" b="0"/>
+                    <a:stretch>
+                      <a:fillRect/>
+                    </a:stretch>
+                  </pic:blipFill>
+                  <pic:spPr bwMode="auto">
+                    <a:xfrm>
+                      <a:off x="0" y="0"/>
+                      <a:ext cx="2520950" cy="1624965"/>
                     </a:xfrm>
                     <a:prstGeom prst="rect">
                       <a:avLst/>
@@ -1266,17 +1292,13 @@
           </wp:inline>
         </w:drawing>
       </w:r>
-    </w:p>
-    <w:p>
-      <w:pPr>
-        <w:pStyle w:val="Normal"/>
-        <w:bidi w:val="0"/>
-        <w:jc w:val="center"/>
-        <w:rPr>
-          <w:b/>
-          <w:bCs/>
-        </w:rPr>
-      </w:pPr>
+      <w:r>
+        <w:rPr>
+          <w:b/>
+          <w:bCs/>
+        </w:rPr>
+        <w:t xml:space="preserve"> </w:t>
+      </w:r>
       <w:r>
         <w:rPr>
           <w:b/>
@@ -1284,7 +1306,7 @@
         </w:rPr>
         <w:drawing>
           <wp:inline distT="0" distB="0" distL="0" distR="0">
-            <wp:extent cx="1771650" cy="1162050"/>
+            <wp:extent cx="2449195" cy="1606550"/>
             <wp:effectExtent l="0" t="0" r="0" b="0"/>
             <wp:docPr id="17" name="Изображение23"/>
             <wp:cNvGraphicFramePr>
@@ -1308,7 +1330,7 @@
                   <pic:spPr bwMode="auto">
                     <a:xfrm>
                       <a:off x="0" y="0"/>
-                      <a:ext cx="1771650" cy="1162050"/>
+                      <a:ext cx="2449195" cy="1606550"/>
                     </a:xfrm>
                     <a:prstGeom prst="rect">
                       <a:avLst/>
@@ -1326,46 +1348,21 @@
       <w:pPr>
         <w:pStyle w:val="Normal"/>
         <w:bidi w:val="0"/>
-        <w:jc w:val="center"/>
-        <w:rPr>
-          <w:b/>
-          <w:bCs/>
-        </w:rPr>
-      </w:pPr>
-      <w:r>
-        <w:rPr>
-          <w:b/>
-          <w:bCs/>
-        </w:rPr>
-      </w:r>
-    </w:p>
-    <w:p>
-      <w:pPr>
-        <w:pStyle w:val="Normal"/>
-        <w:bidi w:val="0"/>
-        <w:jc w:val="center"/>
-        <w:rPr>
-          <w:b/>
-          <w:bCs/>
-        </w:rPr>
-      </w:pPr>
-      <w:r>
-        <w:rPr>
-          <w:b/>
-          <w:bCs/>
-        </w:rPr>
-        <w:drawing>
-          <wp:anchor behindDoc="0" distT="0" distB="0" distL="0" distR="0" simplePos="0" locked="0" layoutInCell="0" allowOverlap="1" relativeHeight="29">
-            <wp:simplePos x="0" y="0"/>
-            <wp:positionH relativeFrom="column">
-              <wp:align>center</wp:align>
-            </wp:positionH>
-            <wp:positionV relativeFrom="paragraph">
-              <wp:posOffset>635</wp:posOffset>
-            </wp:positionV>
-            <wp:extent cx="5820410" cy="1438275"/>
-            <wp:effectExtent l="0" t="0" r="0" b="0"/>
-            <wp:wrapSquare wrapText="largest"/>
+        <w:jc w:val="start"/>
+        <w:rPr>
+          <w:b/>
+          <w:bCs/>
+        </w:rPr>
+      </w:pPr>
+      <w:r>
+        <w:rPr>
+          <w:b/>
+          <w:bCs/>
+        </w:rPr>
+        <w:drawing>
+          <wp:inline distT="0" distB="0" distL="0" distR="0">
+            <wp:extent cx="2933700" cy="1438275"/>
+            <wp:effectExtent l="0" t="0" r="0" b="0"/>
             <wp:docPr id="18" name="Изображение28"/>
             <wp:cNvGraphicFramePr>
               <a:graphicFrameLocks xmlns:a="http://schemas.openxmlformats.org/drawingml/2006/main" noChangeAspect="1"/>
@@ -1381,28 +1378,42 @@
                   </pic:nvPicPr>
                   <pic:blipFill>
                     <a:blip r:embed="rId19"/>
-                    <a:stretch>
-                      <a:fillRect/>
-                    </a:stretch>
-                  </pic:blipFill>
-                  <pic:spPr bwMode="auto">
-                    <a:xfrm>
-                      <a:off x="0" y="0"/>
-                      <a:ext cx="5820410" cy="1438275"/>
-                    </a:xfrm>
-                    <a:prstGeom prst="rect">
-                      <a:avLst/>
-                    </a:prstGeom>
-                    <a:noFill/>
-                  </pic:spPr>
-                </pic:pic>
-              </a:graphicData>
-            </a:graphic>
-          </wp:anchor>
-        </w:drawing>
+                    <a:srcRect l="49598" t="0" r="0" b="0"/>
+                    <a:stretch>
+                      <a:fillRect/>
+                    </a:stretch>
+                  </pic:blipFill>
+                  <pic:spPr bwMode="auto">
+                    <a:xfrm>
+                      <a:off x="0" y="0"/>
+                      <a:ext cx="2933700" cy="1438275"/>
+                    </a:xfrm>
+                    <a:prstGeom prst="rect">
+                      <a:avLst/>
+                    </a:prstGeom>
+                    <a:noFill/>
+                  </pic:spPr>
+                </pic:pic>
+              </a:graphicData>
+            </a:graphic>
+          </wp:inline>
+        </w:drawing>
+      </w:r>
+      <w:r>
+        <w:rPr>
+          <w:b/>
+          <w:bCs/>
+        </w:rPr>
+        <w:t xml:space="preserve"> </w:t>
+      </w:r>
+      <w:r>
+        <w:rPr>
+          <w:b/>
+          <w:bCs/>
+        </w:rPr>
         <w:drawing>
           <wp:inline distT="0" distB="0" distL="0" distR="0">
-            <wp:extent cx="1581150" cy="1038225"/>
+            <wp:extent cx="1906905" cy="1252220"/>
             <wp:effectExtent l="0" t="0" r="0" b="0"/>
             <wp:docPr id="19" name="Изображение29"/>
             <wp:cNvGraphicFramePr>
@@ -1426,7 +1437,7 @@
                   <pic:spPr bwMode="auto">
                     <a:xfrm>
                       <a:off x="0" y="0"/>
-                      <a:ext cx="1581150" cy="1038225"/>
+                      <a:ext cx="1906905" cy="1252220"/>
                     </a:xfrm>
                     <a:prstGeom prst="rect">
                       <a:avLst/>
@@ -1438,6 +1449,40 @@
             </a:graphic>
           </wp:inline>
         </w:drawing>
+      </w:r>
+    </w:p>
+    <w:p>
+      <w:pPr>
+        <w:pStyle w:val="Normal"/>
+        <w:bidi w:val="0"/>
+        <w:jc w:val="center"/>
+        <w:rPr>
+          <w:b/>
+          <w:bCs/>
+        </w:rPr>
+      </w:pPr>
+      <w:r>
+        <w:rPr>
+          <w:b/>
+          <w:bCs/>
+        </w:rPr>
+      </w:r>
+    </w:p>
+    <w:p>
+      <w:pPr>
+        <w:pStyle w:val="Normal"/>
+        <w:bidi w:val="0"/>
+        <w:jc w:val="center"/>
+        <w:rPr>
+          <w:b/>
+          <w:bCs/>
+        </w:rPr>
+      </w:pPr>
+      <w:r>
+        <w:rPr>
+          <w:b/>
+          <w:bCs/>
+        </w:rPr>
       </w:r>
       <w:r>
         <w:br w:type="page"/>
@@ -1696,40 +1741,40 @@
           <w:b/>
           <w:bCs/>
         </w:rPr>
-        <w:t>1</w:t>
-      </w:r>
-    </w:p>
-    <w:p>
-      <w:pPr>
-        <w:pStyle w:val="Normal"/>
-        <w:bidi w:val="0"/>
-        <w:jc w:val="center"/>
-        <w:rPr>
-          <w:b/>
-          <w:bCs/>
-        </w:rPr>
-      </w:pPr>
-      <w:r>
-        <w:rPr>
-          <w:b/>
-          <w:bCs/>
-        </w:rPr>
-      </w:r>
-    </w:p>
-    <w:p>
-      <w:pPr>
-        <w:pStyle w:val="Normal"/>
-        <w:bidi w:val="0"/>
-        <w:jc w:val="center"/>
-        <w:rPr>
-          <w:b/>
-          <w:bCs/>
-          <w:lang w:val="en-US"/>
-        </w:rPr>
-      </w:pPr>
-      <w:r>
-        <w:drawing>
-          <wp:anchor behindDoc="0" distT="0" distB="0" distL="0" distR="0" simplePos="0" locked="0" layoutInCell="0" allowOverlap="1" relativeHeight="14">
+        <w:t>Красный график</w:t>
+      </w:r>
+    </w:p>
+    <w:p>
+      <w:pPr>
+        <w:pStyle w:val="Normal"/>
+        <w:bidi w:val="0"/>
+        <w:jc w:val="center"/>
+        <w:rPr>
+          <w:b/>
+          <w:bCs/>
+        </w:rPr>
+      </w:pPr>
+      <w:r>
+        <w:rPr>
+          <w:b/>
+          <w:bCs/>
+        </w:rPr>
+      </w:r>
+    </w:p>
+    <w:p>
+      <w:pPr>
+        <w:pStyle w:val="Normal"/>
+        <w:bidi w:val="0"/>
+        <w:jc w:val="center"/>
+        <w:rPr>
+          <w:b/>
+          <w:bCs/>
+          <w:lang w:val="ru-RU"/>
+        </w:rPr>
+      </w:pPr>
+      <w:r>
+        <w:drawing>
+          <wp:anchor behindDoc="0" distT="0" distB="0" distL="0" distR="0" simplePos="0" locked="0" layoutInCell="0" allowOverlap="1" relativeHeight="13">
             <wp:simplePos x="0" y="0"/>
             <wp:positionH relativeFrom="column">
               <wp:align>center</wp:align>
@@ -1779,29 +1824,38 @@
         <w:rPr>
           <w:b/>
           <w:bCs/>
+          <w:lang w:val="ru-RU"/>
+        </w:rPr>
+        <w:t>Розовый график</w:t>
+      </w:r>
+      <w:r>
+        <w:br w:type="page"/>
+      </w:r>
+    </w:p>
+    <w:p>
+      <w:pPr>
+        <w:pStyle w:val="Normal"/>
+        <w:bidi w:val="0"/>
+        <w:jc w:val="center"/>
+        <w:rPr>
+          <w:b/>
+          <w:bCs/>
+        </w:rPr>
+      </w:pPr>
+      <w:r>
+        <w:rPr>
+          <w:b/>
+          <w:bCs/>
+        </w:rPr>
+        <w:t xml:space="preserve">Чему равно </w:t>
+      </w:r>
+      <w:r>
+        <w:rPr>
+          <w:b/>
+          <w:bCs/>
           <w:lang w:val="en-US"/>
         </w:rPr>
-        <w:t>3</w:t>
-      </w:r>
-      <w:r>
-        <w:br w:type="page"/>
-      </w:r>
-    </w:p>
-    <w:p>
-      <w:pPr>
-        <w:pStyle w:val="Normal"/>
-        <w:bidi w:val="0"/>
-        <w:jc w:val="center"/>
-        <w:rPr>
-          <w:b/>
-          <w:bCs/>
-        </w:rPr>
-      </w:pPr>
-      <w:r>
-        <w:rPr>
-          <w:b/>
-          <w:bCs/>
-        </w:rPr>
+        <w:t>deltaU?</w:t>
       </w:r>
     </w:p>
     <w:p>
@@ -1821,7 +1875,7 @@
         </w:rPr>
         <w:drawing>
           <wp:inline distT="0" distB="0" distL="0" distR="0">
-            <wp:extent cx="4231640" cy="3406775"/>
+            <wp:extent cx="4334510" cy="2362200"/>
             <wp:effectExtent l="0" t="0" r="0" b="0"/>
             <wp:docPr id="24" name="Изображение7"/>
             <wp:cNvGraphicFramePr>
@@ -1838,15 +1892,14 @@
                   </pic:nvPicPr>
                   <pic:blipFill>
                     <a:blip r:embed="rId25"/>
-                    <a:srcRect l="10258" t="0" r="20596" b="0"/>
-                    <a:stretch>
-                      <a:fillRect/>
-                    </a:stretch>
-                  </pic:blipFill>
-                  <pic:spPr bwMode="auto">
-                    <a:xfrm>
-                      <a:off x="0" y="0"/>
-                      <a:ext cx="4231640" cy="3406775"/>
+                    <a:stretch>
+                      <a:fillRect/>
+                    </a:stretch>
+                  </pic:blipFill>
+                  <pic:spPr bwMode="auto">
+                    <a:xfrm>
+                      <a:off x="0" y="0"/>
+                      <a:ext cx="4334510" cy="2362200"/>
                     </a:xfrm>
                     <a:prstGeom prst="rect">
                       <a:avLst/>
@@ -1912,17 +1965,17 @@
         </w:rPr>
         <w:drawing>
           <wp:inline distT="0" distB="0" distL="0" distR="0">
-            <wp:extent cx="4010025" cy="2996565"/>
-            <wp:effectExtent l="0" t="0" r="0" b="0"/>
-            <wp:docPr id="25" name="Изображение25"/>
-            <wp:cNvGraphicFramePr>
-              <a:graphicFrameLocks xmlns:a="http://schemas.openxmlformats.org/drawingml/2006/main" noChangeAspect="1"/>
-            </wp:cNvGraphicFramePr>
-            <a:graphic xmlns:a="http://schemas.openxmlformats.org/drawingml/2006/main">
-              <a:graphicData uri="http://schemas.openxmlformats.org/drawingml/2006/picture">
-                <pic:pic xmlns:pic="http://schemas.openxmlformats.org/drawingml/2006/picture">
-                  <pic:nvPicPr>
-                    <pic:cNvPr id="25" name="Изображение25"/>
+            <wp:extent cx="4410075" cy="3139440"/>
+            <wp:effectExtent l="0" t="0" r="0" b="0"/>
+            <wp:docPr id="25" name="Изображение30"/>
+            <wp:cNvGraphicFramePr>
+              <a:graphicFrameLocks xmlns:a="http://schemas.openxmlformats.org/drawingml/2006/main" noChangeAspect="1"/>
+            </wp:cNvGraphicFramePr>
+            <a:graphic xmlns:a="http://schemas.openxmlformats.org/drawingml/2006/main">
+              <a:graphicData uri="http://schemas.openxmlformats.org/drawingml/2006/picture">
+                <pic:pic xmlns:pic="http://schemas.openxmlformats.org/drawingml/2006/picture">
+                  <pic:nvPicPr>
+                    <pic:cNvPr id="25" name="Изображение30"/>
                     <pic:cNvPicPr>
                       <a:picLocks noChangeAspect="1" noChangeArrowheads="1"/>
                     </pic:cNvPicPr>
@@ -1936,7 +1989,7 @@
                   <pic:spPr bwMode="auto">
                     <a:xfrm>
                       <a:off x="0" y="0"/>
-                      <a:ext cx="4010025" cy="2996565"/>
+                      <a:ext cx="4410075" cy="3139440"/>
                     </a:xfrm>
                     <a:prstGeom prst="rect">
                       <a:avLst/>
@@ -1948,6 +2001,43 @@
             </a:graphic>
           </wp:inline>
         </w:drawing>
+      </w:r>
+    </w:p>
+    <w:p>
+      <w:pPr>
+        <w:pStyle w:val="Normal"/>
+        <w:bidi w:val="0"/>
+        <w:jc w:val="center"/>
+        <w:rPr>
+          <w:b/>
+          <w:bCs/>
+          <w:lang w:val="en-US"/>
+        </w:rPr>
+      </w:pPr>
+      <w:r>
+        <w:rPr>
+          <w:b/>
+          <w:bCs/>
+          <w:lang w:val="en-US"/>
+        </w:rPr>
+        <w:t>0.5</w:t>
+      </w:r>
+    </w:p>
+    <w:p>
+      <w:pPr>
+        <w:pStyle w:val="Normal"/>
+        <w:bidi w:val="0"/>
+        <w:jc w:val="center"/>
+        <w:rPr>
+          <w:b/>
+          <w:bCs/>
+        </w:rPr>
+      </w:pPr>
+      <w:r>
+        <w:rPr>
+          <w:b/>
+          <w:bCs/>
+        </w:rPr>
       </w:r>
     </w:p>
     <w:p>
@@ -2173,6 +2263,101 @@
         </w:rPr>
         <w:t>4</w:t>
       </w:r>
+    </w:p>
+    <w:p>
+      <w:pPr>
+        <w:pStyle w:val="Normal"/>
+        <w:bidi w:val="0"/>
+        <w:jc w:val="center"/>
+        <w:rPr>
+          <w:b/>
+          <w:bCs/>
+          <w:lang w:val="en-US"/>
+        </w:rPr>
+      </w:pPr>
+      <w:r>
+        <w:rPr>
+          <w:b/>
+          <w:bCs/>
+          <w:lang w:val="en-US"/>
+        </w:rPr>
+      </w:r>
+    </w:p>
+    <w:p>
+      <w:pPr>
+        <w:pStyle w:val="Normal"/>
+        <w:bidi w:val="0"/>
+        <w:jc w:val="center"/>
+        <w:rPr>
+          <w:b/>
+          <w:bCs/>
+          <w:lang w:val="en-US"/>
+        </w:rPr>
+      </w:pPr>
+      <w:r>
+        <w:rPr>
+          <w:b/>
+          <w:bCs/>
+          <w:lang w:val="en-US"/>
+        </w:rPr>
+        <w:drawing>
+          <wp:inline distT="0" distB="0" distL="0" distR="0">
+            <wp:extent cx="5887085" cy="1390650"/>
+            <wp:effectExtent l="0" t="0" r="0" b="0"/>
+            <wp:docPr id="28" name="Изображение25"/>
+            <wp:cNvGraphicFramePr>
+              <a:graphicFrameLocks xmlns:a="http://schemas.openxmlformats.org/drawingml/2006/main" noChangeAspect="1"/>
+            </wp:cNvGraphicFramePr>
+            <a:graphic xmlns:a="http://schemas.openxmlformats.org/drawingml/2006/main">
+              <a:graphicData uri="http://schemas.openxmlformats.org/drawingml/2006/picture">
+                <pic:pic xmlns:pic="http://schemas.openxmlformats.org/drawingml/2006/picture">
+                  <pic:nvPicPr>
+                    <pic:cNvPr id="28" name="Изображение25"/>
+                    <pic:cNvPicPr>
+                      <a:picLocks noChangeAspect="1" noChangeArrowheads="1"/>
+                    </pic:cNvPicPr>
+                  </pic:nvPicPr>
+                  <pic:blipFill>
+                    <a:blip r:embed="rId29"/>
+                    <a:stretch>
+                      <a:fillRect/>
+                    </a:stretch>
+                  </pic:blipFill>
+                  <pic:spPr bwMode="auto">
+                    <a:xfrm>
+                      <a:off x="0" y="0"/>
+                      <a:ext cx="5887085" cy="1390650"/>
+                    </a:xfrm>
+                    <a:prstGeom prst="rect">
+                      <a:avLst/>
+                    </a:prstGeom>
+                    <a:noFill/>
+                  </pic:spPr>
+                </pic:pic>
+              </a:graphicData>
+            </a:graphic>
+          </wp:inline>
+        </w:drawing>
+      </w:r>
+    </w:p>
+    <w:p>
+      <w:pPr>
+        <w:pStyle w:val="Normal"/>
+        <w:bidi w:val="0"/>
+        <w:jc w:val="center"/>
+        <w:rPr>
+          <w:b/>
+          <w:bCs/>
+          <w:lang w:val="en-US"/>
+        </w:rPr>
+      </w:pPr>
+      <w:r>
+        <w:rPr>
+          <w:b/>
+          <w:bCs/>
+          <w:lang w:val="en-US"/>
+        </w:rPr>
+      </w:r>
       <w:r>
         <w:br w:type="page"/>
       </w:r>
@@ -2231,21 +2416,21 @@
           <wp:inline distT="0" distB="0" distL="0" distR="0">
             <wp:extent cx="5887085" cy="4220210"/>
             <wp:effectExtent l="0" t="0" r="0" b="0"/>
-            <wp:docPr id="28" name="Изображение15"/>
-            <wp:cNvGraphicFramePr>
-              <a:graphicFrameLocks xmlns:a="http://schemas.openxmlformats.org/drawingml/2006/main" noChangeAspect="1"/>
-            </wp:cNvGraphicFramePr>
-            <a:graphic xmlns:a="http://schemas.openxmlformats.org/drawingml/2006/main">
-              <a:graphicData uri="http://schemas.openxmlformats.org/drawingml/2006/picture">
-                <pic:pic xmlns:pic="http://schemas.openxmlformats.org/drawingml/2006/picture">
-                  <pic:nvPicPr>
-                    <pic:cNvPr id="28" name="Изображение15"/>
-                    <pic:cNvPicPr>
-                      <a:picLocks noChangeAspect="1" noChangeArrowheads="1"/>
-                    </pic:cNvPicPr>
-                  </pic:nvPicPr>
-                  <pic:blipFill>
-                    <a:blip r:embed="rId29"/>
+            <wp:docPr id="29" name="Изображение15"/>
+            <wp:cNvGraphicFramePr>
+              <a:graphicFrameLocks xmlns:a="http://schemas.openxmlformats.org/drawingml/2006/main" noChangeAspect="1"/>
+            </wp:cNvGraphicFramePr>
+            <a:graphic xmlns:a="http://schemas.openxmlformats.org/drawingml/2006/main">
+              <a:graphicData uri="http://schemas.openxmlformats.org/drawingml/2006/picture">
+                <pic:pic xmlns:pic="http://schemas.openxmlformats.org/drawingml/2006/picture">
+                  <pic:nvPicPr>
+                    <pic:cNvPr id="29" name="Изображение15"/>
+                    <pic:cNvPicPr>
+                      <a:picLocks noChangeAspect="1" noChangeArrowheads="1"/>
+                    </pic:cNvPicPr>
+                  </pic:nvPicPr>
+                  <pic:blipFill>
+                    <a:blip r:embed="rId30"/>
                     <a:stretch>
                       <a:fillRect/>
                     </a:stretch>
@@ -2321,21 +2506,21 @@
           <wp:inline distT="0" distB="0" distL="0" distR="0">
             <wp:extent cx="5839460" cy="4315460"/>
             <wp:effectExtent l="0" t="0" r="0" b="0"/>
-            <wp:docPr id="29" name="Изображение19"/>
-            <wp:cNvGraphicFramePr>
-              <a:graphicFrameLocks xmlns:a="http://schemas.openxmlformats.org/drawingml/2006/main" noChangeAspect="1"/>
-            </wp:cNvGraphicFramePr>
-            <a:graphic xmlns:a="http://schemas.openxmlformats.org/drawingml/2006/main">
-              <a:graphicData uri="http://schemas.openxmlformats.org/drawingml/2006/picture">
-                <pic:pic xmlns:pic="http://schemas.openxmlformats.org/drawingml/2006/picture">
-                  <pic:nvPicPr>
-                    <pic:cNvPr id="29" name="Изображение19"/>
-                    <pic:cNvPicPr>
-                      <a:picLocks noChangeAspect="1" noChangeArrowheads="1"/>
-                    </pic:cNvPicPr>
-                  </pic:nvPicPr>
-                  <pic:blipFill>
-                    <a:blip r:embed="rId30"/>
+            <wp:docPr id="30" name="Изображение19"/>
+            <wp:cNvGraphicFramePr>
+              <a:graphicFrameLocks xmlns:a="http://schemas.openxmlformats.org/drawingml/2006/main" noChangeAspect="1"/>
+            </wp:cNvGraphicFramePr>
+            <a:graphic xmlns:a="http://schemas.openxmlformats.org/drawingml/2006/main">
+              <a:graphicData uri="http://schemas.openxmlformats.org/drawingml/2006/picture">
+                <pic:pic xmlns:pic="http://schemas.openxmlformats.org/drawingml/2006/picture">
+                  <pic:nvPicPr>
+                    <pic:cNvPr id="30" name="Изображение19"/>
+                    <pic:cNvPicPr>
+                      <a:picLocks noChangeAspect="1" noChangeArrowheads="1"/>
+                    </pic:cNvPicPr>
+                  </pic:nvPicPr>
+                  <pic:blipFill>
+                    <a:blip r:embed="rId31"/>
                     <a:stretch>
                       <a:fillRect/>
                     </a:stretch>
